--- a/data/file/cv/GKESSE-Dossier-de-Compétences-FR.docx
+++ b/data/file/cv/GKESSE-Dossier-de-Compétences-FR.docx
@@ -10,6 +10,7 @@
       </w:pPr>
       <w:r>
         <w:rPr>
+          <w:noProof/>
           <w:color w:val="FFFFFF" w:themeColor="background1"/>
         </w:rPr>
         <w:drawing>
@@ -61,296 +62,367 @@
           <w:t>ReadyDev</w:t>
         </w:r>
       </w:hyperlink>
+    </w:p>
+    <w:p>
+      <w:pPr>
+        <w:pStyle w:val="FC-Titlebackblue"/>
+      </w:pPr>
+      <w:r>
+        <w:t>COMPETENCES GENERALES</w:t>
+      </w:r>
+    </w:p>
+    <w:p>
+      <w:pPr>
+        <w:pStyle w:val="FC-Bulletarrow"/>
+      </w:pPr>
+      <w:r>
+        <w:t>Programmation orientée objet : C++, Standards C++11/14/17</w:t>
+      </w:r>
+    </w:p>
+    <w:p>
+      <w:pPr>
+        <w:pStyle w:val="FC-Bulletarrow"/>
+      </w:pPr>
+      <w:r>
+        <w:t>Principe de développement : SOLID, RAII, OBJET VALIDE</w:t>
+      </w:r>
+    </w:p>
+    <w:p>
+      <w:pPr>
+        <w:pStyle w:val="FC-Bulletarrow"/>
+      </w:pPr>
+      <w:r>
+        <w:t>Patrons de conception : Singleton, Strategy, Observer / Architecture MVC</w:t>
+      </w:r>
+    </w:p>
+    <w:p>
+      <w:pPr>
+        <w:pStyle w:val="FC-Bulletarrow"/>
+      </w:pPr>
+      <w:r>
+        <w:t>Interface Homme Machine : Qt, QML, CMake / Vision par Ordinateur OpenCV</w:t>
+      </w:r>
+    </w:p>
+    <w:p>
+      <w:pPr>
+        <w:pStyle w:val="FC-Bulletarrow"/>
+      </w:pPr>
+      <w:r>
+        <w:t xml:space="preserve">Communication réseau : </w:t>
+      </w:r>
+      <w:proofErr w:type="spellStart"/>
+      <w:r>
+        <w:t>QSerialPort</w:t>
+      </w:r>
+      <w:proofErr w:type="spellEnd"/>
+      <w:r>
+        <w:t xml:space="preserve">, </w:t>
+      </w:r>
+      <w:proofErr w:type="spellStart"/>
+      <w:r>
+        <w:t>QTcpSocket</w:t>
+      </w:r>
+      <w:proofErr w:type="spellEnd"/>
+      <w:r>
+        <w:t xml:space="preserve">, </w:t>
+      </w:r>
+      <w:proofErr w:type="spellStart"/>
+      <w:r>
+        <w:t>QBluetoothSocket</w:t>
+      </w:r>
+      <w:proofErr w:type="spellEnd"/>
+      <w:r>
+        <w:t xml:space="preserve">, </w:t>
+      </w:r>
+      <w:proofErr w:type="spellStart"/>
+      <w:r>
+        <w:t>QtDbus</w:t>
+      </w:r>
+      <w:proofErr w:type="spellEnd"/>
+    </w:p>
+    <w:p>
+      <w:pPr>
+        <w:pStyle w:val="FC-Bulletarrow"/>
+      </w:pPr>
+      <w:r>
+        <w:t xml:space="preserve">Format d’échange de données : JSON, XML, CSV, </w:t>
+      </w:r>
+      <w:proofErr w:type="spellStart"/>
+      <w:r>
+        <w:t>FormData</w:t>
+      </w:r>
+      <w:proofErr w:type="spellEnd"/>
+      <w:r>
+        <w:t>, Base64</w:t>
+      </w:r>
+    </w:p>
+    <w:p>
+      <w:pPr>
+        <w:pStyle w:val="FC-Bulletarrow"/>
+      </w:pPr>
+      <w:r>
+        <w:t>Appels API : cURL, Postman / Méthodes HTTP, GET, POST</w:t>
+      </w:r>
+    </w:p>
+    <w:p>
+      <w:pPr>
+        <w:pStyle w:val="FC-Bulletarrow"/>
+      </w:pPr>
+      <w:r>
+        <w:t>Protection des données : SSL, HMAC, SHA-256, JWT, PCIDSS, OWAPS</w:t>
+      </w:r>
+    </w:p>
+    <w:p>
+      <w:pPr>
+        <w:pStyle w:val="FC-Bulletarrow"/>
+      </w:pPr>
+      <w:r>
+        <w:t>Base de données : SQL SQLite/MySQL/Firebird, PL/SQL Sybase/Oracle, NoSQL MongoDB</w:t>
+      </w:r>
+    </w:p>
+    <w:p>
+      <w:pPr>
+        <w:pStyle w:val="FC-Bulletarrow"/>
+      </w:pPr>
+      <w:r>
+        <w:t xml:space="preserve">Traitements multitâches : </w:t>
+      </w:r>
+      <w:proofErr w:type="spellStart"/>
+      <w:r>
+        <w:t>QThread</w:t>
+      </w:r>
+      <w:proofErr w:type="spellEnd"/>
+      <w:r>
+        <w:t xml:space="preserve"> / </w:t>
+      </w:r>
+      <w:proofErr w:type="spellStart"/>
+      <w:r>
+        <w:t>Synchronistaion</w:t>
+      </w:r>
+      <w:proofErr w:type="spellEnd"/>
+      <w:r>
+        <w:t xml:space="preserve">, </w:t>
+      </w:r>
+      <w:proofErr w:type="spellStart"/>
+      <w:r>
+        <w:t>QMutex</w:t>
+      </w:r>
+      <w:proofErr w:type="spellEnd"/>
+      <w:r>
+        <w:t xml:space="preserve">,  </w:t>
+      </w:r>
+      <w:proofErr w:type="spellStart"/>
+      <w:r>
+        <w:t>QSemaphore</w:t>
+      </w:r>
+      <w:proofErr w:type="spellEnd"/>
+      <w:r>
+        <w:t xml:space="preserve"> / IPC, </w:t>
+      </w:r>
+      <w:proofErr w:type="spellStart"/>
+      <w:r>
+        <w:t>QtDBus</w:t>
+      </w:r>
+      <w:proofErr w:type="spellEnd"/>
+    </w:p>
+    <w:p>
+      <w:pPr>
+        <w:pStyle w:val="FC-Bulletarrow"/>
+      </w:pPr>
+      <w:r>
+        <w:t xml:space="preserve">Pointeurs intelligents : </w:t>
+      </w:r>
+      <w:proofErr w:type="spellStart"/>
+      <w:r>
+        <w:t>QScopedPointer</w:t>
+      </w:r>
+      <w:proofErr w:type="spellEnd"/>
+      <w:r>
+        <w:t>,  QSharedPointer</w:t>
+      </w:r>
+    </w:p>
+    <w:p>
+      <w:pPr>
+        <w:pStyle w:val="FC-Bulletarrow"/>
+      </w:pPr>
+      <w:r>
+        <w:t>Intégration continue : Jenkins / Versioning Git, SVN, Mercurial Hg</w:t>
+      </w:r>
+    </w:p>
+    <w:p>
+      <w:pPr>
+        <w:pStyle w:val="FC-Bulletarrow"/>
+      </w:pPr>
+      <w:r>
+        <w:t xml:space="preserve">Gestion de projets : Trello, Confluence, Mantis, QCHP / Méthodologie </w:t>
+      </w:r>
+      <w:proofErr w:type="spellStart"/>
+      <w:r>
+        <w:t>Aglie</w:t>
+      </w:r>
+      <w:proofErr w:type="spellEnd"/>
+      <w:r>
+        <w:t>, Scrum, Sprint</w:t>
+      </w:r>
+    </w:p>
+    <w:p>
+      <w:pPr>
+        <w:pStyle w:val="FC-Bulletarrow"/>
+      </w:pPr>
+      <w:r>
+        <w:t>Environnements de Développement Intégrés :  Visual Studio, Qt Creator, Eclipse, VSCode</w:t>
+      </w:r>
+    </w:p>
+    <w:p>
+      <w:pPr>
+        <w:pStyle w:val="FC-Bulletarrow"/>
+      </w:pPr>
+      <w:r>
+        <w:t xml:space="preserve">Conception système embarqué : Keil µVision, Proteus, Eagle, </w:t>
+      </w:r>
+      <w:proofErr w:type="spellStart"/>
+      <w:r>
+        <w:t>FreeRTOS</w:t>
+      </w:r>
+      <w:proofErr w:type="spellEnd"/>
+      <w:r>
+        <w:t>, RS233, I2C, CAN</w:t>
+      </w:r>
+    </w:p>
+    <w:p>
+      <w:pPr>
+        <w:pStyle w:val="FC-Bulletarrow"/>
+      </w:pPr>
+      <w:r>
+        <w:t>Système d’exploitation : Windows, Linux</w:t>
+      </w:r>
+    </w:p>
+    <w:p>
+      <w:pPr>
+        <w:pStyle w:val="FC-Titlebackblue"/>
+      </w:pPr>
+      <w:r>
+        <w:t>FORMATION</w:t>
+      </w:r>
+    </w:p>
+    <w:p>
+      <w:pPr>
+        <w:pStyle w:val="FC-Bulletpink"/>
+        <w:rPr>
+          <w:sz w:val="20"/>
+          <w:szCs w:val="20"/>
+        </w:rPr>
+      </w:pPr>
+      <w:r>
+        <w:rPr>
+          <w:color w:val="auto"/>
+          <w:sz w:val="20"/>
+          <w:szCs w:val="20"/>
+        </w:rPr>
+        <w:t xml:space="preserve">2013/2014 </w:t>
+      </w:r>
+      <w:r>
+        <w:rPr>
+          <w:sz w:val="20"/>
+          <w:szCs w:val="20"/>
+        </w:rPr>
+        <w:t>CERTIFICAT INFORMATIQUE ET GESTION</w:t>
+      </w:r>
+    </w:p>
+    <w:p>
+      <w:pPr>
+        <w:pStyle w:val="FC-Bulletpink"/>
+        <w:rPr>
+          <w:sz w:val="20"/>
+          <w:szCs w:val="20"/>
+        </w:rPr>
+      </w:pPr>
+      <w:r>
+        <w:rPr>
+          <w:color w:val="auto"/>
+          <w:sz w:val="20"/>
+          <w:szCs w:val="20"/>
+        </w:rPr>
+        <w:t xml:space="preserve">2010/2013 </w:t>
+      </w:r>
+      <w:r>
+        <w:rPr>
+          <w:sz w:val="20"/>
+          <w:szCs w:val="20"/>
+        </w:rPr>
+        <w:t>INGÉNIEUR ELECTRONIQUE ROBOTIQUE ET INFORMATIQUE INDUSTRIELLE</w:t>
+      </w:r>
+    </w:p>
+    <w:p>
+      <w:pPr>
+        <w:pStyle w:val="FC-Bulletpink"/>
+        <w:rPr>
+          <w:sz w:val="20"/>
+          <w:szCs w:val="20"/>
+        </w:rPr>
+      </w:pPr>
+      <w:r>
+        <w:rPr>
+          <w:color w:val="auto"/>
+          <w:sz w:val="20"/>
+          <w:szCs w:val="20"/>
+        </w:rPr>
+        <w:t>20</w:t>
+      </w:r>
+      <w:r>
+        <w:rPr>
+          <w:color w:val="auto"/>
+          <w:sz w:val="20"/>
+          <w:szCs w:val="20"/>
+        </w:rPr>
+        <w:t>06</w:t>
+      </w:r>
+      <w:r>
+        <w:rPr>
+          <w:color w:val="auto"/>
+          <w:sz w:val="20"/>
+          <w:szCs w:val="20"/>
+        </w:rPr>
+        <w:t>/20</w:t>
+      </w:r>
+      <w:r>
+        <w:rPr>
+          <w:color w:val="auto"/>
+          <w:sz w:val="20"/>
+          <w:szCs w:val="20"/>
+        </w:rPr>
+        <w:t>09</w:t>
+      </w:r>
+      <w:r>
+        <w:rPr>
+          <w:color w:val="auto"/>
+          <w:sz w:val="20"/>
+          <w:szCs w:val="20"/>
+        </w:rPr>
+        <w:t xml:space="preserve"> </w:t>
+      </w:r>
+      <w:r>
+        <w:rPr>
+          <w:sz w:val="20"/>
+          <w:szCs w:val="20"/>
+        </w:rPr>
+        <w:t>DUT</w:t>
+      </w:r>
+      <w:r>
+        <w:rPr>
+          <w:sz w:val="20"/>
+          <w:szCs w:val="20"/>
+        </w:rPr>
+        <w:t xml:space="preserve"> ELECT</w:t>
+      </w:r>
       <w:bookmarkStart w:id="0" w:name="_GoBack"/>
       <w:bookmarkEnd w:id="0"/>
-    </w:p>
-    <w:p>
-      <w:pPr>
-        <w:pStyle w:val="FC-Titlebackblue"/>
-      </w:pPr>
-      <w:r>
-        <w:t>COMPETENCES GENERALES</w:t>
-      </w:r>
-    </w:p>
-    <w:p>
-      <w:pPr>
-        <w:pStyle w:val="FC-Bulletarrow"/>
-      </w:pPr>
-      <w:r>
-        <w:t>Programmation orientée objet : C++, Standards C++11/14/17</w:t>
-      </w:r>
-    </w:p>
-    <w:p>
-      <w:pPr>
-        <w:pStyle w:val="FC-Bulletarrow"/>
-      </w:pPr>
-      <w:r>
-        <w:t>Principe de développement : SOLID, RAII, OBJET VALIDE</w:t>
-      </w:r>
-    </w:p>
-    <w:p>
-      <w:pPr>
-        <w:pStyle w:val="FC-Bulletarrow"/>
-      </w:pPr>
-      <w:r>
-        <w:t>Patrons de conception : Singleton, Strategy, Observer / Architecture MVC</w:t>
-      </w:r>
-    </w:p>
-    <w:p>
-      <w:pPr>
-        <w:pStyle w:val="FC-Bulletarrow"/>
-      </w:pPr>
-      <w:r>
-        <w:t>Interface Homme Machine : Qt, QML, CMake / Vision par Ordinateur OpenCV</w:t>
-      </w:r>
-    </w:p>
-    <w:p>
-      <w:pPr>
-        <w:pStyle w:val="FC-Bulletarrow"/>
-      </w:pPr>
-      <w:r>
-        <w:t xml:space="preserve">Communication réseau : </w:t>
-      </w:r>
-      <w:proofErr w:type="spellStart"/>
-      <w:r>
-        <w:t>QSerialPort</w:t>
-      </w:r>
-      <w:proofErr w:type="spellEnd"/>
-      <w:r>
-        <w:t xml:space="preserve">, </w:t>
-      </w:r>
-      <w:proofErr w:type="spellStart"/>
-      <w:r>
-        <w:t>QTcpSocket</w:t>
-      </w:r>
-      <w:proofErr w:type="spellEnd"/>
-      <w:r>
-        <w:t xml:space="preserve">, </w:t>
-      </w:r>
-      <w:proofErr w:type="spellStart"/>
-      <w:r>
-        <w:t>QBluetoothSocket</w:t>
-      </w:r>
-      <w:proofErr w:type="spellEnd"/>
-      <w:r>
-        <w:t xml:space="preserve">, </w:t>
-      </w:r>
-      <w:proofErr w:type="spellStart"/>
-      <w:r>
-        <w:t>QtDbus</w:t>
-      </w:r>
-      <w:proofErr w:type="spellEnd"/>
-    </w:p>
-    <w:p>
-      <w:pPr>
-        <w:pStyle w:val="FC-Bulletarrow"/>
-      </w:pPr>
-      <w:r>
-        <w:t xml:space="preserve">Format d’échange de données : JSON, XML, CSV, </w:t>
-      </w:r>
-      <w:proofErr w:type="spellStart"/>
-      <w:r>
-        <w:t>FormData</w:t>
-      </w:r>
-      <w:proofErr w:type="spellEnd"/>
-      <w:r>
-        <w:t>, Base64</w:t>
-      </w:r>
-    </w:p>
-    <w:p>
-      <w:pPr>
-        <w:pStyle w:val="FC-Bulletarrow"/>
-      </w:pPr>
-      <w:r>
-        <w:t>Appels API : cURL, Postman / Méthodes HTTP, GET, POST</w:t>
-      </w:r>
-    </w:p>
-    <w:p>
-      <w:pPr>
-        <w:pStyle w:val="FC-Bulletarrow"/>
-      </w:pPr>
-      <w:r>
-        <w:t>Protection des données : SSL, HMAC, SHA-256, JWT, PCIDSS, OWAPS</w:t>
-      </w:r>
-    </w:p>
-    <w:p>
-      <w:pPr>
-        <w:pStyle w:val="FC-Bulletarrow"/>
-      </w:pPr>
-      <w:r>
-        <w:t>Base de données : SQL SQLite/MySQL/Firebird, PL/SQL Sybase/Oracle, NoSQL MongoDB</w:t>
-      </w:r>
-    </w:p>
-    <w:p>
-      <w:pPr>
-        <w:pStyle w:val="FC-Bulletarrow"/>
-      </w:pPr>
-      <w:r>
-        <w:t xml:space="preserve">Traitements multitâches : </w:t>
-      </w:r>
-      <w:proofErr w:type="spellStart"/>
-      <w:r>
-        <w:t>QThread</w:t>
-      </w:r>
-      <w:proofErr w:type="spellEnd"/>
-      <w:r>
-        <w:t xml:space="preserve"> / </w:t>
-      </w:r>
-      <w:proofErr w:type="spellStart"/>
-      <w:r>
-        <w:t>Synchronistaion</w:t>
-      </w:r>
-      <w:proofErr w:type="spellEnd"/>
-      <w:r>
-        <w:t xml:space="preserve">, </w:t>
-      </w:r>
-      <w:proofErr w:type="spellStart"/>
-      <w:r>
-        <w:t>QMutex</w:t>
-      </w:r>
-      <w:proofErr w:type="spellEnd"/>
-      <w:r>
-        <w:t xml:space="preserve">,  </w:t>
-      </w:r>
-      <w:proofErr w:type="spellStart"/>
-      <w:r>
-        <w:t>QSemaphore</w:t>
-      </w:r>
-      <w:proofErr w:type="spellEnd"/>
-      <w:r>
-        <w:t xml:space="preserve"> / IPC, </w:t>
-      </w:r>
-      <w:proofErr w:type="spellStart"/>
-      <w:r>
-        <w:t>QtDBus</w:t>
-      </w:r>
-      <w:proofErr w:type="spellEnd"/>
-    </w:p>
-    <w:p>
-      <w:pPr>
-        <w:pStyle w:val="FC-Bulletarrow"/>
-      </w:pPr>
-      <w:r>
-        <w:t xml:space="preserve">Pointeurs intelligents : </w:t>
-      </w:r>
-      <w:proofErr w:type="spellStart"/>
-      <w:r>
-        <w:t>QScopedPointer</w:t>
-      </w:r>
-      <w:proofErr w:type="spellEnd"/>
-      <w:r>
-        <w:t>,  QSharedPointer</w:t>
-      </w:r>
-    </w:p>
-    <w:p>
-      <w:pPr>
-        <w:pStyle w:val="FC-Bulletarrow"/>
-      </w:pPr>
-      <w:r>
-        <w:t>Intégration continue : Jenkins / Versioning Git, SVN, Mercurial Hg</w:t>
-      </w:r>
-    </w:p>
-    <w:p>
-      <w:pPr>
-        <w:pStyle w:val="FC-Bulletarrow"/>
-      </w:pPr>
-      <w:r>
-        <w:t xml:space="preserve">Gestion de projets : Trello, Confluence, Mantis, QCHP / Méthodologie </w:t>
-      </w:r>
-      <w:proofErr w:type="spellStart"/>
-      <w:r>
-        <w:t>Aglie</w:t>
-      </w:r>
-      <w:proofErr w:type="spellEnd"/>
-      <w:r>
-        <w:t>, Scrum, Sprint</w:t>
-      </w:r>
-    </w:p>
-    <w:p>
-      <w:pPr>
-        <w:pStyle w:val="FC-Bulletarrow"/>
-      </w:pPr>
-      <w:r>
-        <w:t>Environnements de Développement Intégrés :  Visual Studio, Qt Creator, Eclipse, VSCode</w:t>
-      </w:r>
-    </w:p>
-    <w:p>
-      <w:pPr>
-        <w:pStyle w:val="FC-Bulletarrow"/>
-      </w:pPr>
-      <w:r>
-        <w:t xml:space="preserve">Conception système embarqué : Keil µVision, Proteus, Eagle, </w:t>
-      </w:r>
-      <w:proofErr w:type="spellStart"/>
-      <w:r>
-        <w:t>FreeRTOS</w:t>
-      </w:r>
-      <w:proofErr w:type="spellEnd"/>
-      <w:r>
-        <w:t>, RS233, I2C, CAN</w:t>
-      </w:r>
-    </w:p>
-    <w:p>
-      <w:pPr>
-        <w:pStyle w:val="FC-Bulletarrow"/>
-      </w:pPr>
-      <w:r>
-        <w:t xml:space="preserve">Système d’exploitation : Windows, </w:t>
-      </w:r>
-      <w:proofErr w:type="spellStart"/>
-      <w:r>
-        <w:t>Linux</w:t>
-      </w:r>
-    </w:p>
-    <w:p>
-      <w:pPr>
-        <w:pStyle w:val="FC-Titlebackblue"/>
-      </w:pPr>
-      <w:proofErr w:type="spellEnd"/>
-      <w:r>
-        <w:t>FORMATION</w:t>
-      </w:r>
-    </w:p>
-    <w:p>
-      <w:pPr>
-        <w:pStyle w:val="FC-Bulletpink"/>
-        <w:rPr>
-          <w:sz w:val="22"/>
-        </w:rPr>
-      </w:pPr>
-      <w:r>
-        <w:rPr>
-          <w:color w:val="auto"/>
-          <w:sz w:val="22"/>
-        </w:rPr>
-        <w:t xml:space="preserve">2013/2014 </w:t>
-      </w:r>
-      <w:r>
-        <w:rPr>
-          <w:sz w:val="22"/>
-        </w:rPr>
-        <w:t>CERTIFICAT INFORMATIQUE ET GESTION</w:t>
-      </w:r>
-    </w:p>
-    <w:p>
-      <w:pPr>
-        <w:pStyle w:val="FC-Bulletpink"/>
-        <w:rPr>
-          <w:sz w:val="22"/>
-        </w:rPr>
-      </w:pPr>
-      <w:r>
-        <w:rPr>
-          <w:color w:val="auto"/>
-          <w:sz w:val="22"/>
-        </w:rPr>
-        <w:t xml:space="preserve">2010/2013 </w:t>
-      </w:r>
-      <w:r>
-        <w:rPr>
-          <w:sz w:val="22"/>
-        </w:rPr>
-        <w:t>INGÉNIEUR ELECTRONIQUE ROBOTIQUE ET INFORMATIQUE INDUSTRIELLE</w:t>
+      <w:r>
+        <w:rPr>
+          <w:sz w:val="20"/>
+          <w:szCs w:val="20"/>
+        </w:rPr>
+        <w:t>RONIQUE INDUSTRIELLE</w:t>
       </w:r>
     </w:p>
     <w:p>
@@ -2372,10 +2444,7 @@
         <w:t>Eclipse</w:t>
       </w:r>
       <w:r>
-        <w:t xml:space="preserve"> (Environnement de développement intégré, Refactorisation, Recherche par référence, Autocomplétions)</w:t>
-      </w:r>
-      <w:r>
-        <w:t>.</w:t>
+        <w:t xml:space="preserve"> (Environnement de développement intégré, Refactorisation, Recherche par référence, Autocomplétions).</w:t>
       </w:r>
     </w:p>
     <w:p>
@@ -2881,10 +2950,7 @@
         <w:t>Eclipse</w:t>
       </w:r>
       <w:r>
-        <w:t xml:space="preserve"> (Environnement de développement intégré, Refactorisation, Recherche par référence, Autocomplétions)</w:t>
-      </w:r>
-      <w:r>
-        <w:t>.</w:t>
+        <w:t xml:space="preserve"> (Environnement de développement intégré, Refactorisation, Recherche par référence, Autocomplétions).</w:t>
       </w:r>
     </w:p>
     <w:p>
@@ -5204,6 +5270,7 @@
     <w:lsdException w:name="HTML Sample" w:semiHidden="1" w:unhideWhenUsed="1"/>
     <w:lsdException w:name="HTML Typewriter" w:semiHidden="1" w:unhideWhenUsed="1"/>
     <w:lsdException w:name="HTML Variable" w:semiHidden="1" w:unhideWhenUsed="1"/>
+    <w:lsdException w:name="Normal Table" w:semiHidden="1" w:unhideWhenUsed="1"/>
     <w:lsdException w:name="annotation subject" w:semiHidden="1" w:unhideWhenUsed="1"/>
     <w:lsdException w:name="No List" w:semiHidden="1" w:unhideWhenUsed="1"/>
     <w:lsdException w:name="Outline List 1" w:semiHidden="1" w:unhideWhenUsed="1"/>
@@ -5247,8 +5314,10 @@
     <w:lsdException w:name="Table Elegant" w:semiHidden="1" w:unhideWhenUsed="1"/>
     <w:lsdException w:name="Table Professional" w:semiHidden="1" w:unhideWhenUsed="1"/>
     <w:lsdException w:name="Table Subtle 1" w:semiHidden="1" w:unhideWhenUsed="1"/>
+    <w:lsdException w:name="Table Subtle 2" w:semiHidden="1" w:unhideWhenUsed="1"/>
     <w:lsdException w:name="Table Web 1" w:semiHidden="1" w:unhideWhenUsed="1"/>
     <w:lsdException w:name="Table Web 2" w:semiHidden="1" w:unhideWhenUsed="1"/>
+    <w:lsdException w:name="Table Web 3" w:semiHidden="1" w:unhideWhenUsed="1"/>
     <w:lsdException w:name="Balloon Text" w:semiHidden="1" w:unhideWhenUsed="1"/>
     <w:lsdException w:name="Table Grid" w:uiPriority="39"/>
     <w:lsdException w:name="Table Theme" w:semiHidden="1" w:unhideWhenUsed="1"/>
@@ -6024,7 +6093,7 @@
 </file>
 
 <file path=customXml/itemProps1.xml><?xml version="1.0" encoding="utf-8"?>
-<ds:datastoreItem xmlns:ds="http://schemas.openxmlformats.org/officeDocument/2006/customXml" ds:itemID="{7EDB8259-C35E-4220-93A9-056D44E65E16}">
+<ds:datastoreItem xmlns:ds="http://schemas.openxmlformats.org/officeDocument/2006/customXml" ds:itemID="{4C8F2783-AD9E-448A-9A73-73A234375AD0}">
   <ds:schemaRefs>
     <ds:schemaRef ds:uri="http://schemas.openxmlformats.org/officeDocument/2006/bibliography"/>
   </ds:schemaRefs>

--- a/data/file/cv/GKESSE-Dossier-de-Compétences-FR.docx
+++ b/data/file/cv/GKESSE-Dossier-de-Compétences-FR.docx
@@ -14,7 +14,7 @@
           <w:color w:val="FFFFFF" w:themeColor="background1"/>
         </w:rPr>
         <w:drawing>
-          <wp:inline distT="0" distB="0" distL="0" distR="0" wp14:anchorId="53CB2B0C" wp14:editId="11C1EA9D">
+          <wp:inline distT="0" distB="0" distL="0" distR="0" wp14:anchorId="2C3F4562" wp14:editId="12558F21">
             <wp:extent cx="5760720" cy="1893570"/>
             <wp:effectExtent l="0" t="0" r="0" b="0"/>
             <wp:docPr id="1" name="Image 1"/>
@@ -54,375 +54,381 @@
       <w:r>
         <w:t xml:space="preserve">Site internet : </w:t>
       </w:r>
-      <w:hyperlink r:id="rId9" w:history="1">
-        <w:r>
-          <w:rPr>
-            <w:rStyle w:val="Lienhypertexte"/>
-          </w:rPr>
-          <w:t>ReadyDev</w:t>
-        </w:r>
-      </w:hyperlink>
-    </w:p>
-    <w:p>
-      <w:pPr>
-        <w:pStyle w:val="FC-Titlebackblue"/>
-      </w:pPr>
-      <w:r>
-        <w:t>COMPETENCES GENERALES</w:t>
-      </w:r>
-    </w:p>
-    <w:p>
-      <w:pPr>
-        <w:pStyle w:val="FC-Bulletarrow"/>
-      </w:pPr>
-      <w:r>
-        <w:t>Programmation orientée objet : C++, Standards C++11/14/17</w:t>
-      </w:r>
-    </w:p>
-    <w:p>
-      <w:pPr>
-        <w:pStyle w:val="FC-Bulletarrow"/>
-      </w:pPr>
-      <w:r>
-        <w:t>Principe de développement : SOLID, RAII, OBJET VALIDE</w:t>
-      </w:r>
-    </w:p>
-    <w:p>
-      <w:pPr>
-        <w:pStyle w:val="FC-Bulletarrow"/>
-      </w:pPr>
-      <w:r>
-        <w:t>Patrons de conception : Singleton, Strategy, Observer / Architecture MVC</w:t>
-      </w:r>
-    </w:p>
-    <w:p>
-      <w:pPr>
-        <w:pStyle w:val="FC-Bulletarrow"/>
-      </w:pPr>
-      <w:r>
-        <w:t>Interface Homme Machine : Qt, QML, CMake / Vision par Ordinateur OpenCV</w:t>
-      </w:r>
-    </w:p>
-    <w:p>
-      <w:pPr>
-        <w:pStyle w:val="FC-Bulletarrow"/>
-      </w:pPr>
-      <w:r>
-        <w:t xml:space="preserve">Communication réseau : </w:t>
-      </w:r>
-      <w:proofErr w:type="spellStart"/>
-      <w:r>
-        <w:t>QSerialPort</w:t>
-      </w:r>
-      <w:proofErr w:type="spellEnd"/>
-      <w:r>
-        <w:t xml:space="preserve">, </w:t>
-      </w:r>
-      <w:proofErr w:type="spellStart"/>
-      <w:r>
-        <w:t>QTcpSocket</w:t>
-      </w:r>
-      <w:proofErr w:type="spellEnd"/>
-      <w:r>
-        <w:t xml:space="preserve">, </w:t>
-      </w:r>
-      <w:proofErr w:type="spellStart"/>
-      <w:r>
-        <w:t>QBluetoothSocket</w:t>
-      </w:r>
-      <w:proofErr w:type="spellEnd"/>
-      <w:r>
-        <w:t xml:space="preserve">, </w:t>
-      </w:r>
-      <w:proofErr w:type="spellStart"/>
-      <w:r>
-        <w:t>QtDbus</w:t>
-      </w:r>
-      <w:proofErr w:type="spellEnd"/>
-    </w:p>
-    <w:p>
-      <w:pPr>
-        <w:pStyle w:val="FC-Bulletarrow"/>
-      </w:pPr>
-      <w:r>
-        <w:t xml:space="preserve">Format d’échange de données : JSON, XML, CSV, </w:t>
-      </w:r>
-      <w:proofErr w:type="spellStart"/>
-      <w:r>
-        <w:t>FormData</w:t>
-      </w:r>
-      <w:proofErr w:type="spellEnd"/>
-      <w:r>
-        <w:t>, Base64</w:t>
-      </w:r>
-    </w:p>
-    <w:p>
-      <w:pPr>
-        <w:pStyle w:val="FC-Bulletarrow"/>
-      </w:pPr>
-      <w:r>
-        <w:t>Appels API : cURL, Postman / Méthodes HTTP, GET, POST</w:t>
-      </w:r>
-    </w:p>
-    <w:p>
-      <w:pPr>
-        <w:pStyle w:val="FC-Bulletarrow"/>
-      </w:pPr>
-      <w:r>
-        <w:t>Protection des données : SSL, HMAC, SHA-256, JWT, PCIDSS, OWAPS</w:t>
-      </w:r>
-    </w:p>
-    <w:p>
-      <w:pPr>
-        <w:pStyle w:val="FC-Bulletarrow"/>
-      </w:pPr>
-      <w:r>
-        <w:t>Base de données : SQL SQLite/MySQL/Firebird, PL/SQL Sybase/Oracle, NoSQL MongoDB</w:t>
-      </w:r>
-    </w:p>
-    <w:p>
-      <w:pPr>
-        <w:pStyle w:val="FC-Bulletarrow"/>
-      </w:pPr>
-      <w:r>
-        <w:t xml:space="preserve">Traitements multitâches : </w:t>
-      </w:r>
-      <w:proofErr w:type="spellStart"/>
-      <w:r>
-        <w:t>QThread</w:t>
-      </w:r>
-      <w:proofErr w:type="spellEnd"/>
-      <w:r>
-        <w:t xml:space="preserve"> / </w:t>
-      </w:r>
-      <w:proofErr w:type="spellStart"/>
-      <w:r>
-        <w:t>Synchronistaion</w:t>
-      </w:r>
-      <w:proofErr w:type="spellEnd"/>
-      <w:r>
-        <w:t xml:space="preserve">, </w:t>
-      </w:r>
-      <w:proofErr w:type="spellStart"/>
-      <w:r>
-        <w:t>QMutex</w:t>
-      </w:r>
-      <w:proofErr w:type="spellEnd"/>
-      <w:r>
-        <w:t xml:space="preserve">,  </w:t>
-      </w:r>
-      <w:proofErr w:type="spellStart"/>
-      <w:r>
-        <w:t>QSemaphore</w:t>
-      </w:r>
-      <w:proofErr w:type="spellEnd"/>
-      <w:r>
-        <w:t xml:space="preserve"> / IPC, </w:t>
-      </w:r>
-      <w:proofErr w:type="spellStart"/>
-      <w:r>
-        <w:t>QtDBus</w:t>
-      </w:r>
-      <w:proofErr w:type="spellEnd"/>
-    </w:p>
-    <w:p>
-      <w:pPr>
-        <w:pStyle w:val="FC-Bulletarrow"/>
-      </w:pPr>
-      <w:r>
-        <w:t xml:space="preserve">Pointeurs intelligents : </w:t>
-      </w:r>
-      <w:proofErr w:type="spellStart"/>
-      <w:r>
-        <w:t>QScopedPointer</w:t>
-      </w:r>
-      <w:proofErr w:type="spellEnd"/>
-      <w:r>
-        <w:t>,  QSharedPointer</w:t>
-      </w:r>
-    </w:p>
-    <w:p>
-      <w:pPr>
-        <w:pStyle w:val="FC-Bulletarrow"/>
-      </w:pPr>
-      <w:r>
-        <w:t>Intégration continue : Jenkins / Versioning Git, SVN, Mercurial Hg</w:t>
-      </w:r>
-    </w:p>
-    <w:p>
-      <w:pPr>
-        <w:pStyle w:val="FC-Bulletarrow"/>
-      </w:pPr>
-      <w:r>
-        <w:t xml:space="preserve">Gestion de projets : Trello, Confluence, Mantis, QCHP / Méthodologie </w:t>
-      </w:r>
-      <w:proofErr w:type="spellStart"/>
-      <w:r>
-        <w:t>Aglie</w:t>
-      </w:r>
-      <w:proofErr w:type="spellEnd"/>
-      <w:r>
-        <w:t>, Scrum, Sprint</w:t>
-      </w:r>
-    </w:p>
-    <w:p>
-      <w:pPr>
-        <w:pStyle w:val="FC-Bulletarrow"/>
-      </w:pPr>
-      <w:r>
-        <w:t>Environnements de Développement Intégrés :  Visual Studio, Qt Creator, Eclipse, VSCode</w:t>
-      </w:r>
-    </w:p>
-    <w:p>
-      <w:pPr>
-        <w:pStyle w:val="FC-Bulletarrow"/>
-      </w:pPr>
-      <w:r>
-        <w:t xml:space="preserve">Conception système embarqué : Keil µVision, Proteus, Eagle, </w:t>
-      </w:r>
-      <w:proofErr w:type="spellStart"/>
-      <w:r>
-        <w:t>FreeRTOS</w:t>
-      </w:r>
-      <w:proofErr w:type="spellEnd"/>
-      <w:r>
-        <w:t>, RS233, I2C, CAN</w:t>
-      </w:r>
-    </w:p>
-    <w:p>
-      <w:pPr>
-        <w:pStyle w:val="FC-Bulletarrow"/>
-      </w:pPr>
-      <w:r>
-        <w:t>Système d’exploitation : Windows, Linux</w:t>
-      </w:r>
-    </w:p>
-    <w:p>
-      <w:pPr>
-        <w:pStyle w:val="FC-Titlebackblue"/>
-      </w:pPr>
-      <w:r>
-        <w:t>FORMATION</w:t>
-      </w:r>
-    </w:p>
-    <w:p>
-      <w:pPr>
-        <w:pStyle w:val="FC-Bulletpink"/>
-        <w:rPr>
-          <w:sz w:val="20"/>
-          <w:szCs w:val="20"/>
-        </w:rPr>
-      </w:pPr>
-      <w:r>
-        <w:rPr>
-          <w:color w:val="auto"/>
-          <w:sz w:val="20"/>
-          <w:szCs w:val="20"/>
-        </w:rPr>
-        <w:t xml:space="preserve">2013/2014 </w:t>
-      </w:r>
-      <w:r>
-        <w:rPr>
-          <w:sz w:val="20"/>
-          <w:szCs w:val="20"/>
-        </w:rPr>
-        <w:t>CERTIFICAT INFORMATIQUE ET GESTION</w:t>
-      </w:r>
-    </w:p>
-    <w:p>
-      <w:pPr>
-        <w:pStyle w:val="FC-Bulletpink"/>
-        <w:rPr>
-          <w:sz w:val="20"/>
-          <w:szCs w:val="20"/>
-        </w:rPr>
-      </w:pPr>
-      <w:r>
-        <w:rPr>
-          <w:color w:val="auto"/>
-          <w:sz w:val="20"/>
-          <w:szCs w:val="20"/>
-        </w:rPr>
-        <w:t xml:space="preserve">2010/2013 </w:t>
-      </w:r>
-      <w:r>
-        <w:rPr>
-          <w:sz w:val="20"/>
-          <w:szCs w:val="20"/>
-        </w:rPr>
-        <w:t>INGÉNIEUR ELECTRONIQUE ROBOTIQUE ET INFORMATIQUE INDUSTRIELLE</w:t>
-      </w:r>
-    </w:p>
-    <w:p>
-      <w:pPr>
-        <w:pStyle w:val="FC-Bulletpink"/>
-        <w:rPr>
-          <w:sz w:val="20"/>
-          <w:szCs w:val="20"/>
-        </w:rPr>
-      </w:pPr>
-      <w:r>
-        <w:rPr>
-          <w:color w:val="auto"/>
-          <w:sz w:val="20"/>
-          <w:szCs w:val="20"/>
-        </w:rPr>
-        <w:t>20</w:t>
-      </w:r>
-      <w:r>
-        <w:rPr>
-          <w:color w:val="auto"/>
-          <w:sz w:val="20"/>
-          <w:szCs w:val="20"/>
-        </w:rPr>
-        <w:t>06</w:t>
-      </w:r>
-      <w:r>
-        <w:rPr>
-          <w:color w:val="auto"/>
-          <w:sz w:val="20"/>
-          <w:szCs w:val="20"/>
-        </w:rPr>
-        <w:t>/20</w:t>
-      </w:r>
-      <w:r>
-        <w:rPr>
-          <w:color w:val="auto"/>
-          <w:sz w:val="20"/>
-          <w:szCs w:val="20"/>
-        </w:rPr>
-        <w:t>09</w:t>
-      </w:r>
-      <w:r>
-        <w:rPr>
-          <w:color w:val="auto"/>
-          <w:sz w:val="20"/>
-          <w:szCs w:val="20"/>
-        </w:rPr>
-        <w:t xml:space="preserve"> </w:t>
-      </w:r>
-      <w:r>
-        <w:rPr>
-          <w:sz w:val="20"/>
-          <w:szCs w:val="20"/>
-        </w:rPr>
-        <w:t>DUT</w:t>
-      </w:r>
-      <w:r>
-        <w:rPr>
-          <w:sz w:val="20"/>
-          <w:szCs w:val="20"/>
-        </w:rPr>
-        <w:t xml:space="preserve"> ELECT</w:t>
+      <w:r>
+        <w:fldChar w:fldCharType="begin"/>
+      </w:r>
+      <w:r>
+        <w:instrText>HYPERLINK "https://readydev.ovh/home/"</w:instrText>
+      </w:r>
+      <w:r>
+        <w:fldChar w:fldCharType="separate"/>
+      </w:r>
+      <w:r>
+        <w:rPr>
+          <w:rStyle w:val="Lienhypertexte"/>
+        </w:rPr>
+        <w:t>ReadyDev</w:t>
+      </w:r>
+      <w:r>
+        <w:rPr>
+          <w:rStyle w:val="Lienhypertexte"/>
+        </w:rPr>
+        <w:fldChar w:fldCharType="end"/>
       </w:r>
       <w:bookmarkStart w:id="0" w:name="_GoBack"/>
       <w:bookmarkEnd w:id="0"/>
-      <w:r>
-        <w:rPr>
-          <w:sz w:val="20"/>
-          <w:szCs w:val="20"/>
-        </w:rPr>
-        <w:t>RONIQUE INDUSTRIELLE</w:t>
+    </w:p>
+    <w:p>
+      <w:pPr>
+        <w:pStyle w:val="FC-Titlebackblue"/>
+      </w:pPr>
+      <w:r>
+        <w:t>COMPETENCES GENERALES</w:t>
+      </w:r>
+    </w:p>
+    <w:p>
+      <w:pPr>
+        <w:pStyle w:val="FC-Bulletarrow"/>
+      </w:pPr>
+      <w:r>
+        <w:t>Programmation orientée objet : C++, Standards C++11/14/17</w:t>
+      </w:r>
+    </w:p>
+    <w:p>
+      <w:pPr>
+        <w:pStyle w:val="FC-Bulletarrow"/>
+      </w:pPr>
+      <w:r>
+        <w:t>Principe de développement : SOLID, RAII, OBJET VALIDE</w:t>
+      </w:r>
+    </w:p>
+    <w:p>
+      <w:pPr>
+        <w:pStyle w:val="FC-Bulletarrow"/>
+      </w:pPr>
+      <w:r>
+        <w:t>Patrons de conception : Singleton, Strategy, Observer / Architecture MVC</w:t>
+      </w:r>
+    </w:p>
+    <w:p>
+      <w:pPr>
+        <w:pStyle w:val="FC-Bulletarrow"/>
+      </w:pPr>
+      <w:r>
+        <w:t>Interface Homme Machine : Qt, QML, CMake / Vision par Ordinateur</w:t>
+      </w:r>
+      <w:r>
+        <w:t> :</w:t>
+      </w:r>
+      <w:r>
+        <w:t xml:space="preserve"> OpenCV</w:t>
+      </w:r>
+    </w:p>
+    <w:p>
+      <w:pPr>
+        <w:pStyle w:val="FC-Bulletarrow"/>
+      </w:pPr>
+      <w:r>
+        <w:t xml:space="preserve">Communication réseau : </w:t>
+      </w:r>
+      <w:proofErr w:type="spellStart"/>
+      <w:r>
+        <w:t>QSerialPort</w:t>
+      </w:r>
+      <w:proofErr w:type="spellEnd"/>
+      <w:r>
+        <w:t xml:space="preserve">, </w:t>
+      </w:r>
+      <w:proofErr w:type="spellStart"/>
+      <w:r>
+        <w:t>QTcpSocket</w:t>
+      </w:r>
+      <w:proofErr w:type="spellEnd"/>
+      <w:r>
+        <w:t xml:space="preserve">, </w:t>
+      </w:r>
+      <w:proofErr w:type="spellStart"/>
+      <w:r>
+        <w:t>QBluetoothSocket</w:t>
+      </w:r>
+      <w:proofErr w:type="spellEnd"/>
+      <w:r>
+        <w:t xml:space="preserve">, </w:t>
+      </w:r>
+      <w:proofErr w:type="spellStart"/>
+      <w:r>
+        <w:t>QtDbus</w:t>
+      </w:r>
+      <w:proofErr w:type="spellEnd"/>
+    </w:p>
+    <w:p>
+      <w:pPr>
+        <w:pStyle w:val="FC-Bulletarrow"/>
+      </w:pPr>
+      <w:r>
+        <w:t xml:space="preserve">Format d’échange de données : JSON, XML, CSV, </w:t>
+      </w:r>
+      <w:proofErr w:type="spellStart"/>
+      <w:r>
+        <w:t>FormData</w:t>
+      </w:r>
+      <w:proofErr w:type="spellEnd"/>
+      <w:r>
+        <w:t>, Base64</w:t>
+      </w:r>
+    </w:p>
+    <w:p>
+      <w:pPr>
+        <w:pStyle w:val="FC-Bulletarrow"/>
+      </w:pPr>
+      <w:r>
+        <w:t>Appels API : cURL, Postman / Méthodes HTTP</w:t>
+      </w:r>
+      <w:r>
+        <w:t xml:space="preserve"> :</w:t>
+      </w:r>
+      <w:r>
+        <w:t xml:space="preserve"> GET, POST</w:t>
+      </w:r>
+    </w:p>
+    <w:p>
+      <w:pPr>
+        <w:pStyle w:val="FC-Bulletarrow"/>
+      </w:pPr>
+      <w:r>
+        <w:t>Protection des données : SSL, HMAC, SHA-256, JWT, PCIDSS, OWAPS</w:t>
+      </w:r>
+    </w:p>
+    <w:p>
+      <w:pPr>
+        <w:pStyle w:val="FC-Bulletarrow"/>
+      </w:pPr>
+      <w:r>
+        <w:t>Base de données : SQL</w:t>
+      </w:r>
+      <w:r>
+        <w:t> :</w:t>
+      </w:r>
+      <w:r>
+        <w:t xml:space="preserve"> SQLite</w:t>
+      </w:r>
+      <w:r>
+        <w:t xml:space="preserve">, </w:t>
+      </w:r>
+      <w:r>
+        <w:t>MySQL</w:t>
+      </w:r>
+      <w:r>
+        <w:t xml:space="preserve"> -</w:t>
+      </w:r>
+      <w:r>
+        <w:t xml:space="preserve"> PL/SQL</w:t>
+      </w:r>
+      <w:r>
+        <w:t> :</w:t>
+      </w:r>
+      <w:r>
+        <w:t xml:space="preserve"> Sybase</w:t>
+      </w:r>
+      <w:r>
+        <w:t xml:space="preserve">, </w:t>
+      </w:r>
+      <w:r>
+        <w:t>Oracle</w:t>
+      </w:r>
+      <w:r>
+        <w:t xml:space="preserve"> -</w:t>
+      </w:r>
+      <w:r>
+        <w:t xml:space="preserve"> NoSQL</w:t>
+      </w:r>
+      <w:r>
+        <w:t> :</w:t>
+      </w:r>
+      <w:r>
+        <w:t xml:space="preserve"> MongoDB</w:t>
+      </w:r>
+    </w:p>
+    <w:p>
+      <w:pPr>
+        <w:pStyle w:val="FC-Bulletarrow"/>
+      </w:pPr>
+      <w:r>
+        <w:t xml:space="preserve">Traitements multitâches : </w:t>
+      </w:r>
+      <w:proofErr w:type="spellStart"/>
+      <w:r>
+        <w:t>QThread</w:t>
+      </w:r>
+      <w:proofErr w:type="spellEnd"/>
+      <w:r>
+        <w:t xml:space="preserve"> / </w:t>
+      </w:r>
+      <w:proofErr w:type="spellStart"/>
+      <w:r>
+        <w:t>Synchronistaion</w:t>
+      </w:r>
+      <w:proofErr w:type="spellEnd"/>
+      <w:r>
+        <w:t> :</w:t>
+      </w:r>
+      <w:r>
+        <w:t xml:space="preserve"> </w:t>
+      </w:r>
+      <w:proofErr w:type="spellStart"/>
+      <w:r>
+        <w:t>QMutex</w:t>
+      </w:r>
+      <w:proofErr w:type="spellEnd"/>
+      <w:r>
+        <w:t xml:space="preserve">,  </w:t>
+      </w:r>
+      <w:proofErr w:type="spellStart"/>
+      <w:r>
+        <w:t>QSemaphore</w:t>
+      </w:r>
+      <w:proofErr w:type="spellEnd"/>
+      <w:r>
+        <w:t xml:space="preserve"> / IPC</w:t>
+      </w:r>
+      <w:r>
+        <w:t> :</w:t>
+      </w:r>
+      <w:r>
+        <w:t xml:space="preserve"> </w:t>
+      </w:r>
+      <w:proofErr w:type="spellStart"/>
+      <w:r>
+        <w:t>QtDBus</w:t>
+      </w:r>
+      <w:proofErr w:type="spellEnd"/>
+    </w:p>
+    <w:p>
+      <w:pPr>
+        <w:pStyle w:val="FC-Bulletarrow"/>
+      </w:pPr>
+      <w:r>
+        <w:t xml:space="preserve">Pointeurs intelligents : </w:t>
+      </w:r>
+      <w:proofErr w:type="spellStart"/>
+      <w:r>
+        <w:t>QScopedPointer</w:t>
+      </w:r>
+      <w:proofErr w:type="spellEnd"/>
+      <w:r>
+        <w:t>,  QSharedPointer</w:t>
+      </w:r>
+    </w:p>
+    <w:p>
+      <w:pPr>
+        <w:pStyle w:val="FC-Bulletarrow"/>
+      </w:pPr>
+      <w:r>
+        <w:t>Intégration continue : Jenkins / Versioning</w:t>
+      </w:r>
+      <w:r>
+        <w:t> :</w:t>
+      </w:r>
+      <w:r>
+        <w:t xml:space="preserve"> Git, SVN, Mercurial Hg</w:t>
+      </w:r>
+    </w:p>
+    <w:p>
+      <w:pPr>
+        <w:pStyle w:val="FC-Bulletarrow"/>
+      </w:pPr>
+      <w:r>
+        <w:t xml:space="preserve">Gestion de projets : Trello, Confluence, Mantis, QCHP / Méthodologie </w:t>
+      </w:r>
+      <w:proofErr w:type="spellStart"/>
+      <w:r>
+        <w:t>Aglie</w:t>
+      </w:r>
+      <w:proofErr w:type="spellEnd"/>
+      <w:r>
+        <w:t>, Scrum, Sprint</w:t>
+      </w:r>
+    </w:p>
+    <w:p>
+      <w:pPr>
+        <w:pStyle w:val="FC-Bulletarrow"/>
+      </w:pPr>
+      <w:r>
+        <w:t>Environnements de Développement Intégrés :  Visual Studio, Qt Creator, Eclipse, VSCode</w:t>
+      </w:r>
+    </w:p>
+    <w:p>
+      <w:pPr>
+        <w:pStyle w:val="FC-Bulletarrow"/>
+      </w:pPr>
+      <w:r>
+        <w:t xml:space="preserve">Conception système embarqué : Keil µVision, Proteus, Eagle, </w:t>
+      </w:r>
+      <w:proofErr w:type="spellStart"/>
+      <w:r>
+        <w:t>FreeRTOS</w:t>
+      </w:r>
+      <w:proofErr w:type="spellEnd"/>
+      <w:r>
+        <w:t>, RS233, I2C, CAN</w:t>
+      </w:r>
+    </w:p>
+    <w:p>
+      <w:pPr>
+        <w:pStyle w:val="FC-Bulletarrow"/>
+      </w:pPr>
+      <w:r>
+        <w:t>Système d’exploitation : Windows, Linux</w:t>
+      </w:r>
+    </w:p>
+    <w:p>
+      <w:pPr>
+        <w:pStyle w:val="FC-Titlebackblue"/>
+      </w:pPr>
+      <w:r>
+        <w:t>FORMATION</w:t>
+      </w:r>
+    </w:p>
+    <w:p>
+      <w:pPr>
+        <w:pStyle w:val="FC-Bulletpink"/>
+        <w:rPr>
+          <w:sz w:val="22"/>
+        </w:rPr>
+      </w:pPr>
+      <w:r>
+        <w:rPr>
+          <w:color w:val="auto"/>
+          <w:sz w:val="22"/>
+        </w:rPr>
+        <w:t xml:space="preserve">2013/2014 </w:t>
+      </w:r>
+      <w:r>
+        <w:rPr>
+          <w:sz w:val="22"/>
+        </w:rPr>
+        <w:t>CERTIFICAT INFORMATIQUE ET GESTION</w:t>
+      </w:r>
+    </w:p>
+    <w:p>
+      <w:pPr>
+        <w:pStyle w:val="FC-Bulletpink"/>
+        <w:rPr>
+          <w:sz w:val="22"/>
+        </w:rPr>
+      </w:pPr>
+      <w:r>
+        <w:rPr>
+          <w:color w:val="auto"/>
+          <w:sz w:val="22"/>
+        </w:rPr>
+        <w:t xml:space="preserve">2010/2013 </w:t>
+      </w:r>
+      <w:r>
+        <w:rPr>
+          <w:sz w:val="22"/>
+        </w:rPr>
+        <w:t>INGÉNIEUR ELECTRONIQUE ROBOTIQUE ET INFORMATIQUE INDUSTRIELLE</w:t>
       </w:r>
     </w:p>
     <w:p>
@@ -549,11 +555,36 @@
         <w:rPr>
           <w:color w:val="0070C0"/>
         </w:rPr>
+        <w:t xml:space="preserve">CONSULTATNT </w:t>
+      </w:r>
+      <w:r>
+        <w:rPr>
+          <w:color w:val="0070C0"/>
+        </w:rPr>
         <w:t>DEVELOPPEUR C++ PAIEMENT MONETIQUE</w:t>
       </w:r>
     </w:p>
     <w:p>
       <w:pPr>
+        <w:pStyle w:val="FC-Bulletpink"/>
+        <w:numPr>
+          <w:ilvl w:val="0"/>
+          <w:numId w:val="0"/>
+        </w:numPr>
+        <w:ind w:left="499"/>
+        <w:rPr>
+          <w:color w:val="auto"/>
+        </w:rPr>
+      </w:pPr>
+      <w:r>
+        <w:rPr>
+          <w:color w:val="auto"/>
+        </w:rPr>
+        <w:t>Employeur : EASTELSON</w:t>
+      </w:r>
+    </w:p>
+    <w:p>
+      <w:pPr>
         <w:pStyle w:val="FC-Bulletarrow"/>
       </w:pPr>
       <w:r>
@@ -703,16 +734,6 @@
       <w:r>
         <w:t>, ADMTPV (Administration Terminaux Paiement Virtuels, Création TPE, Configuration TPE).</w:t>
       </w:r>
-    </w:p>
-    <w:p>
-      <w:pPr>
-        <w:pStyle w:val="FC-Bulletarrow"/>
-        <w:numPr>
-          <w:ilvl w:val="0"/>
-          <w:numId w:val="0"/>
-        </w:numPr>
-        <w:ind w:left="720" w:hanging="360"/>
-      </w:pPr>
     </w:p>
     <w:p>
       <w:pPr>
@@ -904,7 +925,38 @@
         <w:rPr>
           <w:color w:val="0070C0"/>
         </w:rPr>
+        <w:t xml:space="preserve">CONSULTANT </w:t>
+      </w:r>
+      <w:r>
+        <w:rPr>
+          <w:color w:val="0070C0"/>
+        </w:rPr>
         <w:t>DÉVELOPPEUR C++ RÉSERVATION ET BILLETTERIE</w:t>
+      </w:r>
+    </w:p>
+    <w:p>
+      <w:pPr>
+        <w:pStyle w:val="FC-Bulletpink"/>
+        <w:numPr>
+          <w:ilvl w:val="0"/>
+          <w:numId w:val="0"/>
+        </w:numPr>
+        <w:ind w:left="502"/>
+        <w:rPr>
+          <w:color w:val="auto"/>
+        </w:rPr>
+      </w:pPr>
+      <w:r>
+        <w:rPr>
+          <w:color w:val="auto"/>
+        </w:rPr>
+        <w:t xml:space="preserve">Employeur : </w:t>
+      </w:r>
+      <w:r>
+        <w:rPr>
+          <w:color w:val="auto"/>
+        </w:rPr>
+        <w:t>GENWINTECH</w:t>
       </w:r>
     </w:p>
     <w:p>
@@ -1240,52 +1292,26 @@
         <w:t>onfiguration</w:t>
       </w:r>
       <w:r>
-        <w:t xml:space="preserve"> App</w:t>
-      </w:r>
-      <w:r>
-        <w:t xml:space="preserve">), </w:t>
+        <w:t>s</w:t>
+      </w:r>
+      <w:r>
+        <w:t>)</w:t>
+      </w:r>
+      <w:r>
+        <w:t xml:space="preserve">, </w:t>
+      </w:r>
+      <w:r>
+        <w:t>Multithreading (Traitement en parallèle)</w:t>
+      </w:r>
+      <w:r>
+        <w:t xml:space="preserve">, </w:t>
       </w:r>
       <w:proofErr w:type="spellStart"/>
       <w:r>
-        <w:t>Centry</w:t>
+        <w:t>Jansson</w:t>
       </w:r>
       <w:proofErr w:type="spellEnd"/>
       <w:r>
-        <w:t xml:space="preserve"> Launcher (Lanceur</w:t>
-      </w:r>
-      <w:r>
-        <w:t xml:space="preserve"> web</w:t>
-      </w:r>
-      <w:r>
-        <w:t xml:space="preserve"> Gestour</w:t>
-      </w:r>
-      <w:r>
-        <w:t>),</w:t>
-      </w:r>
-      <w:r>
-        <w:t xml:space="preserve"> MAJ (Application de mise à jour de la BDD, Garant de l’exécution en une seule </w:t>
-      </w:r>
-      <w:r>
-        <w:t xml:space="preserve">fois </w:t>
-      </w:r>
-      <w:r>
-        <w:t>d’un fichier de requête SQL)</w:t>
-      </w:r>
-      <w:r>
-        <w:t>,</w:t>
-      </w:r>
-      <w:r>
-        <w:t xml:space="preserve"> Multithreading (Traitement en parallèle)</w:t>
-      </w:r>
-      <w:r>
-        <w:t xml:space="preserve">, </w:t>
-      </w:r>
-      <w:proofErr w:type="spellStart"/>
-      <w:r>
-        <w:t>Jansson</w:t>
-      </w:r>
-      <w:proofErr w:type="spellEnd"/>
-      <w:r>
         <w:t xml:space="preserve"> (JSON), LibXML2 (XML), XPath (Requête XML), S</w:t>
       </w:r>
       <w:r>
@@ -1307,7 +1333,13 @@
       </w:pPr>
       <w:r>
         <w:lastRenderedPageBreak/>
-        <w:t>05/2019 - 11/2020 (6 mois)</w:t>
+        <w:t>05/2019 - 11/2020 (</w:t>
+      </w:r>
+      <w:r>
+        <w:t xml:space="preserve">1 an </w:t>
+      </w:r>
+      <w:r>
+        <w:t>6 mois)</w:t>
       </w:r>
       <w:r>
         <w:t xml:space="preserve"> </w:t>
@@ -1327,7 +1359,38 @@
         <w:rPr>
           <w:color w:val="0070C0"/>
         </w:rPr>
+        <w:t xml:space="preserve">CONSULTATNT </w:t>
+      </w:r>
+      <w:r>
+        <w:rPr>
+          <w:color w:val="0070C0"/>
+        </w:rPr>
         <w:t>DÉVELOPPEUR C JEU PARIS HIPPIQUE</w:t>
+      </w:r>
+    </w:p>
+    <w:p>
+      <w:pPr>
+        <w:pStyle w:val="FC-Bulletpink"/>
+        <w:numPr>
+          <w:ilvl w:val="0"/>
+          <w:numId w:val="0"/>
+        </w:numPr>
+        <w:ind w:left="499"/>
+        <w:rPr>
+          <w:color w:val="auto"/>
+        </w:rPr>
+      </w:pPr>
+      <w:r>
+        <w:rPr>
+          <w:color w:val="auto"/>
+        </w:rPr>
+        <w:t xml:space="preserve">Employeur : </w:t>
+      </w:r>
+      <w:r>
+        <w:rPr>
+          <w:color w:val="auto"/>
+        </w:rPr>
+        <w:t>SOGETEK</w:t>
       </w:r>
     </w:p>
     <w:p>
@@ -1615,25 +1678,6 @@
     </w:p>
     <w:p>
       <w:pPr>
-        <w:pStyle w:val="FC-Bulletarrow"/>
-        <w:numPr>
-          <w:ilvl w:val="0"/>
-          <w:numId w:val="0"/>
-        </w:numPr>
-        <w:ind w:left="720" w:hanging="360"/>
-      </w:pPr>
-    </w:p>
-    <w:p>
-      <w:pPr>
-        <w:pStyle w:val="FC-Bulletarrow"/>
-        <w:numPr>
-          <w:ilvl w:val="0"/>
-          <w:numId w:val="0"/>
-        </w:numPr>
-      </w:pPr>
-    </w:p>
-    <w:p>
-      <w:pPr>
         <w:pStyle w:val="FC-subitlebackgray"/>
       </w:pPr>
       <w:r>
@@ -1644,7 +1688,7 @@
         <w:t xml:space="preserve"> </w:t>
       </w:r>
       <w:r>
-        <w:t>READYDEV PROJET PERSONNEL - TOULOUSE (FRANCE)</w:t>
+        <w:t>PROJET PERSONNEL - TOULOUSE (FRANCE)</w:t>
       </w:r>
     </w:p>
     <w:p>
@@ -1658,7 +1702,44 @@
         <w:rPr>
           <w:color w:val="0070C0"/>
         </w:rPr>
-        <w:t>DEVELOPPEMENT PHP SITE INTERNET PERSONNEL (READYDEV)</w:t>
+        <w:t xml:space="preserve">DEVELOPPEMENT PHP </w:t>
+      </w:r>
+      <w:r>
+        <w:rPr>
+          <w:color w:val="0070C0"/>
+        </w:rPr>
+        <w:t xml:space="preserve">DE MON </w:t>
+      </w:r>
+      <w:r>
+        <w:rPr>
+          <w:color w:val="0070C0"/>
+        </w:rPr>
+        <w:t>SITE INTERNET PERSONNEL (READYDEV)</w:t>
+      </w:r>
+    </w:p>
+    <w:p>
+      <w:pPr>
+        <w:pStyle w:val="FC-Bulletpink"/>
+        <w:numPr>
+          <w:ilvl w:val="0"/>
+          <w:numId w:val="0"/>
+        </w:numPr>
+        <w:ind w:left="499"/>
+        <w:rPr>
+          <w:color w:val="auto"/>
+        </w:rPr>
+      </w:pPr>
+      <w:r>
+        <w:rPr>
+          <w:color w:val="auto"/>
+        </w:rPr>
+        <w:t xml:space="preserve">Employeur : </w:t>
+      </w:r>
+      <w:r>
+        <w:rPr>
+          <w:color w:val="auto"/>
+        </w:rPr>
+        <w:t>AUCUN</w:t>
       </w:r>
     </w:p>
     <w:p>
@@ -1732,6 +1813,9 @@
         <w:pStyle w:val="FC-Bulletarrow"/>
       </w:pPr>
       <w:r>
+        <w:t xml:space="preserve">Outils : </w:t>
+      </w:r>
+      <w:r>
         <w:t xml:space="preserve">WampServer (Serveur web Windows Apache PHP MySQL, Développement du serveur), LAMP (Serveur web Linux Apache PHP MySQL, Déploiement du serveur web), </w:t>
       </w:r>
       <w:r>
@@ -1776,16 +1860,6 @@
       <w:r>
         <w:t>.</w:t>
       </w:r>
-    </w:p>
-    <w:p>
-      <w:pPr>
-        <w:pStyle w:val="FC-Bulletarrow"/>
-        <w:numPr>
-          <w:ilvl w:val="0"/>
-          <w:numId w:val="0"/>
-        </w:numPr>
-        <w:ind w:left="720" w:hanging="360"/>
-      </w:pPr>
     </w:p>
     <w:p>
       <w:pPr>
@@ -2003,11 +2077,36 @@
         <w:rPr>
           <w:color w:val="0070C0"/>
         </w:rPr>
+        <w:t xml:space="preserve">CONSULTANT </w:t>
+      </w:r>
+      <w:r>
+        <w:rPr>
+          <w:color w:val="0070C0"/>
+        </w:rPr>
         <w:t>DÉVELOPPEUR C++ CONTRÔLE ENVIRONNEMENTAL</w:t>
       </w:r>
     </w:p>
     <w:p>
       <w:pPr>
+        <w:pStyle w:val="FC-Bulletpink"/>
+        <w:numPr>
+          <w:ilvl w:val="0"/>
+          <w:numId w:val="0"/>
+        </w:numPr>
+        <w:ind w:left="499"/>
+        <w:rPr>
+          <w:color w:val="auto"/>
+        </w:rPr>
+      </w:pPr>
+      <w:r>
+        <w:rPr>
+          <w:color w:val="auto"/>
+        </w:rPr>
+        <w:t>Employeur : ACEFAS</w:t>
+      </w:r>
+    </w:p>
+    <w:p>
+      <w:pPr>
         <w:pStyle w:val="FC-Bulletarrow"/>
       </w:pPr>
       <w:r>
@@ -2193,11 +2292,42 @@
         <w:rPr>
           <w:color w:val="0070C0"/>
         </w:rPr>
+        <w:t xml:space="preserve">CONSULTANT </w:t>
+      </w:r>
+      <w:r>
+        <w:rPr>
+          <w:color w:val="0070C0"/>
+        </w:rPr>
         <w:t>DÉVELOPPEUR C++/VBA GESTION DE CLIENTS</w:t>
       </w:r>
     </w:p>
     <w:p>
       <w:pPr>
+        <w:pStyle w:val="FC-Bulletpink"/>
+        <w:numPr>
+          <w:ilvl w:val="0"/>
+          <w:numId w:val="0"/>
+        </w:numPr>
+        <w:ind w:left="499"/>
+        <w:rPr>
+          <w:color w:val="0070C0"/>
+        </w:rPr>
+      </w:pPr>
+      <w:r>
+        <w:rPr>
+          <w:color w:val="auto"/>
+        </w:rPr>
+        <w:t xml:space="preserve">Employeur : </w:t>
+      </w:r>
+      <w:r>
+        <w:rPr>
+          <w:color w:val="auto"/>
+        </w:rPr>
+        <w:t>ADENTIS</w:t>
+      </w:r>
+    </w:p>
+    <w:p>
+      <w:pPr>
         <w:pStyle w:val="FC-Bulletarrow"/>
       </w:pPr>
       <w:r>
@@ -2319,16 +2449,6 @@
       <w:r>
         <w:t>.</w:t>
       </w:r>
-    </w:p>
-    <w:p>
-      <w:pPr>
-        <w:pStyle w:val="FC-Bulletarrow"/>
-        <w:numPr>
-          <w:ilvl w:val="0"/>
-          <w:numId w:val="0"/>
-        </w:numPr>
-        <w:ind w:left="714" w:hanging="357"/>
-      </w:pPr>
     </w:p>
     <w:p>
       <w:pPr>
@@ -2353,11 +2473,42 @@
         <w:rPr>
           <w:color w:val="0070C0"/>
         </w:rPr>
+        <w:t xml:space="preserve">CONSULTANT </w:t>
+      </w:r>
+      <w:r>
+        <w:rPr>
+          <w:color w:val="0070C0"/>
+        </w:rPr>
         <w:t>DÉVELOPPEUR PHP RÉSEAU SOCIAL LIVE</w:t>
       </w:r>
     </w:p>
     <w:p>
       <w:pPr>
+        <w:pStyle w:val="FC-Bulletpink"/>
+        <w:numPr>
+          <w:ilvl w:val="0"/>
+          <w:numId w:val="0"/>
+        </w:numPr>
+        <w:ind w:left="499"/>
+        <w:rPr>
+          <w:color w:val="0070C0"/>
+        </w:rPr>
+      </w:pPr>
+      <w:r>
+        <w:rPr>
+          <w:color w:val="auto"/>
+        </w:rPr>
+        <w:t xml:space="preserve">Employeur : </w:t>
+      </w:r>
+      <w:r>
+        <w:rPr>
+          <w:color w:val="auto"/>
+        </w:rPr>
+        <w:t>PHILES</w:t>
+      </w:r>
+    </w:p>
+    <w:p>
+      <w:pPr>
         <w:pStyle w:val="FC-Bulletarrow"/>
       </w:pPr>
       <w:r>
@@ -2398,6 +2549,9 @@
       <w:pPr>
         <w:pStyle w:val="FC-Bulletarrow"/>
       </w:pPr>
+      <w:r>
+        <w:t xml:space="preserve">Outils : </w:t>
+      </w:r>
       <w:r>
         <w:t xml:space="preserve">PHP (Développement web dynamique côté serveur), HTML (Interface web), CSS (Mise en forme des pages web), JS (Développement web dynamique côté client), Ajax (Appel asynchrone du serveur web côté client), </w:t>
       </w:r>
@@ -2773,11 +2927,42 @@
         <w:rPr>
           <w:color w:val="0070C0"/>
         </w:rPr>
+        <w:t xml:space="preserve">CONSULTANT </w:t>
+      </w:r>
+      <w:r>
+        <w:rPr>
+          <w:color w:val="0070C0"/>
+        </w:rPr>
         <w:t>DÉVELOPPEUR C++ SIMULATEUR TEST DE VOL</w:t>
       </w:r>
     </w:p>
     <w:p>
       <w:pPr>
+        <w:pStyle w:val="FC-Bulletpink"/>
+        <w:numPr>
+          <w:ilvl w:val="0"/>
+          <w:numId w:val="0"/>
+        </w:numPr>
+        <w:ind w:left="499"/>
+        <w:rPr>
+          <w:color w:val="0070C0"/>
+        </w:rPr>
+      </w:pPr>
+      <w:r>
+        <w:rPr>
+          <w:color w:val="auto"/>
+        </w:rPr>
+        <w:t xml:space="preserve">Employeur : </w:t>
+      </w:r>
+      <w:r>
+        <w:rPr>
+          <w:color w:val="auto"/>
+        </w:rPr>
+        <w:t>PHILES</w:t>
+      </w:r>
+    </w:p>
+    <w:p>
+      <w:pPr>
         <w:pStyle w:val="FC-Bulletarrow"/>
       </w:pPr>
       <w:r>
@@ -2952,16 +3137,6 @@
       <w:r>
         <w:t xml:space="preserve"> (Environnement de développement intégré, Refactorisation, Recherche par référence, Autocomplétions).</w:t>
       </w:r>
-    </w:p>
-    <w:p>
-      <w:pPr>
-        <w:pStyle w:val="FC-Bulletarrow"/>
-        <w:numPr>
-          <w:ilvl w:val="0"/>
-          <w:numId w:val="0"/>
-        </w:numPr>
-        <w:ind w:left="714" w:hanging="357"/>
-      </w:pPr>
     </w:p>
     <w:p>
       <w:pPr>
@@ -3150,6 +3325,67 @@
     </w:p>
     <w:p>
       <w:pPr>
+        <w:pStyle w:val="FC-Bulletpink"/>
+        <w:numPr>
+          <w:ilvl w:val="0"/>
+          <w:numId w:val="0"/>
+        </w:numPr>
+        <w:ind w:left="499"/>
+        <w:rPr>
+          <w:color w:val="0070C0"/>
+        </w:rPr>
+      </w:pPr>
+      <w:r>
+        <w:rPr>
+          <w:color w:val="auto"/>
+        </w:rPr>
+        <w:t>Note</w:t>
+      </w:r>
+      <w:r>
+        <w:rPr>
+          <w:color w:val="auto"/>
+        </w:rPr>
+        <w:t>s</w:t>
+      </w:r>
+      <w:r>
+        <w:rPr>
+          <w:color w:val="auto"/>
+        </w:rPr>
+        <w:t xml:space="preserve"> : </w:t>
+      </w:r>
+      <w:r>
+        <w:rPr>
+          <w:color w:val="auto"/>
+        </w:rPr>
+        <w:t>STAGE</w:t>
+      </w:r>
+      <w:r>
+        <w:rPr>
+          <w:color w:val="auto"/>
+        </w:rPr>
+        <w:t xml:space="preserve"> (1 an)</w:t>
+      </w:r>
+      <w:r>
+        <w:rPr>
+          <w:color w:val="auto"/>
+        </w:rPr>
+        <w:t xml:space="preserve"> + </w:t>
+      </w:r>
+      <w:r>
+        <w:rPr>
+          <w:color w:val="auto"/>
+        </w:rPr>
+        <w:t>CONTRAT DE PROFESSIONNALISATION</w:t>
+      </w:r>
+      <w:r>
+        <w:rPr>
+          <w:color w:val="auto"/>
+        </w:rPr>
+        <w:t xml:space="preserve"> (1 an)</w:t>
+      </w:r>
+    </w:p>
+    <w:p>
+      <w:pPr>
         <w:pStyle w:val="FC-Bulletarrow"/>
       </w:pPr>
       <w:r>
@@ -3469,15 +3705,15 @@
         <w:t>09/2011 - 09/2012</w:t>
       </w:r>
       <w:r>
-        <w:t xml:space="preserve"> à </w:t>
-      </w:r>
-      <w:r>
-        <w:t>Année</w:t>
-      </w:r>
-      <w:r>
         <w:t xml:space="preserve"> </w:t>
       </w:r>
       <w:r>
+        <w:t>(1 an)</w:t>
+      </w:r>
+      <w:r>
+        <w:t xml:space="preserve"> </w:t>
+      </w:r>
+      <w:r>
         <w:t>ROBOTECH</w:t>
       </w:r>
       <w:r>
@@ -3506,6 +3742,43 @@
     </w:p>
     <w:p>
       <w:pPr>
+        <w:pStyle w:val="FC-Bulletpink"/>
+        <w:numPr>
+          <w:ilvl w:val="0"/>
+          <w:numId w:val="0"/>
+        </w:numPr>
+        <w:ind w:left="499"/>
+        <w:rPr>
+          <w:color w:val="0070C0"/>
+        </w:rPr>
+      </w:pPr>
+      <w:r>
+        <w:rPr>
+          <w:color w:val="auto"/>
+        </w:rPr>
+        <w:t>Note</w:t>
+      </w:r>
+      <w:r>
+        <w:rPr>
+          <w:color w:val="auto"/>
+        </w:rPr>
+        <w:t>s</w:t>
+      </w:r>
+      <w:r>
+        <w:rPr>
+          <w:color w:val="auto"/>
+        </w:rPr>
+        <w:t xml:space="preserve"> : </w:t>
+      </w:r>
+      <w:r>
+        <w:rPr>
+          <w:color w:val="auto"/>
+        </w:rPr>
+        <w:t>TRAVAUX PRATIQUES</w:t>
+      </w:r>
+    </w:p>
+    <w:p>
+      <w:pPr>
         <w:pStyle w:val="FC-Bulletarrow"/>
       </w:pPr>
       <w:r>
@@ -3671,6 +3944,43 @@
     </w:p>
     <w:p>
       <w:pPr>
+        <w:pStyle w:val="FC-Bulletpink"/>
+        <w:numPr>
+          <w:ilvl w:val="0"/>
+          <w:numId w:val="0"/>
+        </w:numPr>
+        <w:ind w:left="499"/>
+        <w:rPr>
+          <w:color w:val="0070C0"/>
+        </w:rPr>
+      </w:pPr>
+      <w:r>
+        <w:rPr>
+          <w:color w:val="auto"/>
+        </w:rPr>
+        <w:t>Note</w:t>
+      </w:r>
+      <w:r>
+        <w:rPr>
+          <w:color w:val="auto"/>
+        </w:rPr>
+        <w:t>s</w:t>
+      </w:r>
+      <w:r>
+        <w:rPr>
+          <w:color w:val="auto"/>
+        </w:rPr>
+        <w:t xml:space="preserve"> : </w:t>
+      </w:r>
+      <w:r>
+        <w:rPr>
+          <w:color w:val="auto"/>
+        </w:rPr>
+        <w:t>STAGE</w:t>
+      </w:r>
+    </w:p>
+    <w:p>
+      <w:pPr>
         <w:pStyle w:val="FC-Bulletarrow"/>
       </w:pPr>
       <w:r>
@@ -3866,16 +4176,6 @@
           <w:numId w:val="0"/>
         </w:numPr>
         <w:ind w:left="720" w:hanging="360"/>
-      </w:pPr>
-    </w:p>
-    <w:p>
-      <w:pPr>
-        <w:pStyle w:val="FC-Bulletarrow"/>
-        <w:numPr>
-          <w:ilvl w:val="0"/>
-          <w:numId w:val="0"/>
-        </w:numPr>
-        <w:ind w:left="714" w:hanging="357"/>
       </w:pPr>
     </w:p>
     <w:p>
@@ -3931,7 +4231,56 @@
         <w:rPr>
           <w:color w:val="0070C0"/>
         </w:rPr>
-        <w:t>DÉVELOPPEUR C HORLOGE NUMÉRIQUE</w:t>
+        <w:t xml:space="preserve">DÉVELOPPEUR C </w:t>
+      </w:r>
+      <w:r>
+        <w:rPr>
+          <w:color w:val="0070C0"/>
+        </w:rPr>
+        <w:t>SYSTEME EMBARQUE (</w:t>
+      </w:r>
+      <w:r>
+        <w:rPr>
+          <w:color w:val="0070C0"/>
+        </w:rPr>
+        <w:t>HORLOGE NUMÉRIQUE</w:t>
+      </w:r>
+      <w:r>
+        <w:rPr>
+          <w:color w:val="0070C0"/>
+        </w:rPr>
+        <w:t>)</w:t>
+      </w:r>
+    </w:p>
+    <w:p>
+      <w:pPr>
+        <w:pStyle w:val="FC-Bulletpink"/>
+        <w:numPr>
+          <w:ilvl w:val="0"/>
+          <w:numId w:val="0"/>
+        </w:numPr>
+        <w:ind w:left="499"/>
+        <w:rPr>
+          <w:color w:val="0070C0"/>
+        </w:rPr>
+      </w:pPr>
+      <w:r>
+        <w:rPr>
+          <w:color w:val="auto"/>
+        </w:rPr>
+        <w:t>Notes</w:t>
+      </w:r>
+      <w:r>
+        <w:rPr>
+          <w:color w:val="auto"/>
+        </w:rPr>
+        <w:t xml:space="preserve"> : </w:t>
+      </w:r>
+      <w:r>
+        <w:rPr>
+          <w:color w:val="auto"/>
+        </w:rPr>
+        <w:t>STAGE</w:t>
       </w:r>
     </w:p>
     <w:p>
@@ -4009,6 +4358,9 @@
         <w:pStyle w:val="FC-Bulletarrow"/>
       </w:pPr>
       <w:r>
+        <w:t xml:space="preserve">Outils : </w:t>
+      </w:r>
+      <w:r>
         <w:t>Standard (</w:t>
       </w:r>
       <w:r>
@@ -4274,7 +4626,7 @@
       </w:pPr>
     </w:p>
     <w:sectPr>
-      <w:headerReference w:type="first" r:id="rId10"/>
+      <w:headerReference w:type="first" r:id="rId9"/>
       <w:pgSz w:w="11906" w:h="16838"/>
       <w:pgMar w:top="1417" w:right="1417" w:bottom="1417" w:left="1417" w:header="709" w:footer="709" w:gutter="0"/>
       <w:cols w:space="708"/>
@@ -4349,7 +4701,7 @@
       <mc:AlternateContent>
         <mc:Choice Requires="wps">
           <w:drawing>
-            <wp:anchor distT="45720" distB="45720" distL="114300" distR="114300" simplePos="0" relativeHeight="251658752" behindDoc="1" locked="0" layoutInCell="1" allowOverlap="1">
+            <wp:anchor distT="45720" distB="45720" distL="114300" distR="114300" simplePos="0" relativeHeight="251658752" behindDoc="1" locked="0" layoutInCell="1" allowOverlap="1" wp14:anchorId="7EC225C8" wp14:editId="793065E2">
               <wp:simplePos x="0" y="0"/>
               <wp:positionH relativeFrom="column">
                 <wp:posOffset>-167640</wp:posOffset>
@@ -4464,7 +4816,7 @@
         </mc:Choice>
         <mc:Fallback>
           <w:pict>
-            <v:shapetype id="_x0000_t202" coordsize="21600,21600" o:spt="202" path="m,l,21600r21600,l21600,xe">
+            <v:shapetype w14:anchorId="7EC225C8" id="_x0000_t202" coordsize="21600,21600" o:spt="202" path="m,l,21600r21600,l21600,xe">
               <v:stroke joinstyle="miter"/>
               <v:path gradientshapeok="t" o:connecttype="rect"/>
             </v:shapetype>
@@ -6093,7 +6445,7 @@
 </file>
 
 <file path=customXml/itemProps1.xml><?xml version="1.0" encoding="utf-8"?>
-<ds:datastoreItem xmlns:ds="http://schemas.openxmlformats.org/officeDocument/2006/customXml" ds:itemID="{4C8F2783-AD9E-448A-9A73-73A234375AD0}">
+<ds:datastoreItem xmlns:ds="http://schemas.openxmlformats.org/officeDocument/2006/customXml" ds:itemID="{5AC8C5FC-86B4-44D3-95A5-7FDAA44EEA1D}">
   <ds:schemaRefs>
     <ds:schemaRef ds:uri="http://schemas.openxmlformats.org/officeDocument/2006/bibliography"/>
   </ds:schemaRefs>

--- a/data/file/cv/GKESSE-Dossier-de-Compétences-FR.docx
+++ b/data/file/cv/GKESSE-Dossier-de-Compétences-FR.docx
@@ -54,393 +54,557 @@
       <w:r>
         <w:t xml:space="preserve">Site internet : </w:t>
       </w:r>
-      <w:r>
-        <w:fldChar w:fldCharType="begin"/>
-      </w:r>
-      <w:r>
-        <w:instrText>HYPERLINK "https://readydev.ovh/home/"</w:instrText>
-      </w:r>
-      <w:r>
-        <w:fldChar w:fldCharType="separate"/>
-      </w:r>
-      <w:r>
-        <w:rPr>
-          <w:rStyle w:val="Lienhypertexte"/>
-        </w:rPr>
-        <w:t>ReadyDev</w:t>
-      </w:r>
-      <w:r>
-        <w:rPr>
-          <w:rStyle w:val="Lienhypertexte"/>
-        </w:rPr>
-        <w:fldChar w:fldCharType="end"/>
+      <w:hyperlink r:id="rId9" w:history="1">
+        <w:r>
+          <w:rPr>
+            <w:rStyle w:val="Lienhypertexte"/>
+          </w:rPr>
+          <w:t>ReadyDev</w:t>
+        </w:r>
+      </w:hyperlink>
+    </w:p>
+    <w:p>
+      <w:pPr>
+        <w:pStyle w:val="FC-Titlebackblue"/>
+      </w:pPr>
+      <w:r>
+        <w:t>COMPETENCES GENERALES</w:t>
+      </w:r>
+    </w:p>
+    <w:p>
+      <w:pPr>
+        <w:pStyle w:val="FC-Bulletarrow"/>
+      </w:pPr>
+      <w:r>
+        <w:t>Programmation orientée objet : C</w:t>
+      </w:r>
+      <w:r>
+        <w:t>/</w:t>
+      </w:r>
+      <w:r>
+        <w:t>C++11/14/17</w:t>
+      </w:r>
+      <w:r>
+        <w:t xml:space="preserve"> | </w:t>
+      </w:r>
+      <w:r>
+        <w:t>Principe</w:t>
+      </w:r>
+      <w:r>
+        <w:t xml:space="preserve">s </w:t>
+      </w:r>
+      <w:r>
+        <w:t>: SOLID, RAII, OBJET VALIDE</w:t>
+      </w:r>
+    </w:p>
+    <w:p>
+      <w:pPr>
+        <w:pStyle w:val="FC-Bulletarrow"/>
+      </w:pPr>
+      <w:r>
+        <w:t>Architectures : REST, CLIENT/SERVEUR, MVC | Pattern</w:t>
+      </w:r>
+      <w:r>
+        <w:t xml:space="preserve"> : Singleton, Strategy, Observer</w:t>
+      </w:r>
+    </w:p>
+    <w:p>
+      <w:pPr>
+        <w:pStyle w:val="FC-Bulletarrow"/>
+      </w:pPr>
+      <w:r>
+        <w:t>Interface Homme Machine : Qt, QML, CMake</w:t>
+      </w:r>
+      <w:r>
+        <w:t xml:space="preserve"> | Borland</w:t>
+      </w:r>
+      <w:r>
+        <w:t>, ILog Views</w:t>
+      </w:r>
+      <w:r>
+        <w:t xml:space="preserve"> </w:t>
+      </w:r>
+      <w:r>
+        <w:t>| Image</w:t>
+      </w:r>
+      <w:r>
+        <w:t> :</w:t>
+      </w:r>
+      <w:r>
+        <w:t xml:space="preserve"> OpenCV</w:t>
+      </w:r>
+    </w:p>
+    <w:p>
+      <w:pPr>
+        <w:pStyle w:val="FC-Bulletarrow"/>
+      </w:pPr>
+      <w:r>
+        <w:t>Protocoles</w:t>
+      </w:r>
+      <w:r>
+        <w:t xml:space="preserve"> : </w:t>
+      </w:r>
+      <w:r>
+        <w:t>TCP/IP, B</w:t>
+      </w:r>
+      <w:r>
+        <w:t xml:space="preserve">luetooth, </w:t>
+      </w:r>
+      <w:r>
+        <w:t xml:space="preserve">UART, I2C, </w:t>
+      </w:r>
+      <w:r>
+        <w:t xml:space="preserve">RC5, </w:t>
+      </w:r>
+      <w:r>
+        <w:t>CAN, MODBUS</w:t>
+      </w:r>
+    </w:p>
+    <w:p>
+      <w:pPr>
+        <w:pStyle w:val="FC-Bulletarrow"/>
+      </w:pPr>
+      <w:r>
+        <w:t>Format</w:t>
+      </w:r>
+      <w:r>
+        <w:t>s</w:t>
+      </w:r>
+      <w:r>
+        <w:t xml:space="preserve"> d’échange de données : JSON, XML, CSV, </w:t>
+      </w:r>
+      <w:proofErr w:type="spellStart"/>
+      <w:r>
+        <w:t>FormData</w:t>
+      </w:r>
+      <w:proofErr w:type="spellEnd"/>
+      <w:r>
+        <w:t>, Base64</w:t>
+      </w:r>
+    </w:p>
+    <w:p>
+      <w:pPr>
+        <w:pStyle w:val="FC-Bulletarrow"/>
+      </w:pPr>
+      <w:r>
+        <w:t>A</w:t>
+      </w:r>
+      <w:r>
+        <w:t xml:space="preserve">PI : cURL, Postman </w:t>
+      </w:r>
+      <w:r>
+        <w:t>|</w:t>
+      </w:r>
+      <w:r>
+        <w:t xml:space="preserve"> HTTP</w:t>
+      </w:r>
+      <w:r>
+        <w:t xml:space="preserve"> :</w:t>
+      </w:r>
+      <w:r>
+        <w:t xml:space="preserve"> GET, POST</w:t>
+      </w:r>
+      <w:r>
+        <w:t xml:space="preserve"> | AUTH</w:t>
+      </w:r>
+      <w:r>
+        <w:t xml:space="preserve"> : JWT, </w:t>
+      </w:r>
+      <w:proofErr w:type="spellStart"/>
+      <w:r>
+        <w:t>Bearer</w:t>
+      </w:r>
+      <w:proofErr w:type="spellEnd"/>
+      <w:r>
+        <w:t xml:space="preserve"> </w:t>
+      </w:r>
+      <w:proofErr w:type="spellStart"/>
+      <w:r>
+        <w:t>Token</w:t>
+      </w:r>
+      <w:proofErr w:type="spellEnd"/>
+      <w:r>
+        <w:t>, Certificat SSL</w:t>
+      </w:r>
+    </w:p>
+    <w:p>
+      <w:pPr>
+        <w:pStyle w:val="FC-Bulletarrow"/>
+      </w:pPr>
+      <w:r>
+        <w:t xml:space="preserve">Protection des données : </w:t>
+      </w:r>
+      <w:r>
+        <w:t>MD5</w:t>
+      </w:r>
+      <w:r>
+        <w:t>, SHA-256</w:t>
+      </w:r>
+      <w:r>
+        <w:t>, HMAC</w:t>
+      </w:r>
+      <w:r>
+        <w:t xml:space="preserve"> | Banque :</w:t>
+      </w:r>
+      <w:r>
+        <w:t xml:space="preserve"> PCIDSS</w:t>
+      </w:r>
+      <w:r>
+        <w:t xml:space="preserve"> | Failles :</w:t>
+      </w:r>
+      <w:r>
+        <w:t xml:space="preserve"> OWAPS</w:t>
+      </w:r>
+    </w:p>
+    <w:p>
+      <w:pPr>
+        <w:pStyle w:val="FC-Bulletarrow"/>
+      </w:pPr>
+      <w:r>
+        <w:t>Base de données : SQL</w:t>
+      </w:r>
+      <w:r>
+        <w:t> :</w:t>
+      </w:r>
+      <w:r>
+        <w:t xml:space="preserve"> SQLite</w:t>
+      </w:r>
+      <w:r>
+        <w:t xml:space="preserve">, </w:t>
+      </w:r>
+      <w:r>
+        <w:t>MySQL</w:t>
+      </w:r>
+      <w:r>
+        <w:t xml:space="preserve"> </w:t>
+      </w:r>
+      <w:r>
+        <w:t>|</w:t>
+      </w:r>
+      <w:r>
+        <w:t xml:space="preserve"> PL/SQL</w:t>
+      </w:r>
+      <w:r>
+        <w:t> :</w:t>
+      </w:r>
+      <w:r>
+        <w:t xml:space="preserve"> Sybase</w:t>
+      </w:r>
+      <w:r>
+        <w:t xml:space="preserve">, </w:t>
+      </w:r>
+      <w:r>
+        <w:t>Oracle</w:t>
+      </w:r>
+      <w:r>
+        <w:t xml:space="preserve"> </w:t>
+      </w:r>
+      <w:r>
+        <w:t>|</w:t>
+      </w:r>
+      <w:r>
+        <w:t xml:space="preserve"> NoSQL</w:t>
+      </w:r>
+      <w:r>
+        <w:t> :</w:t>
+      </w:r>
+      <w:r>
+        <w:t xml:space="preserve"> MongoDB</w:t>
+      </w:r>
+    </w:p>
+    <w:p>
+      <w:pPr>
+        <w:pStyle w:val="FC-Bulletarrow"/>
+      </w:pPr>
+      <w:r>
+        <w:t xml:space="preserve">Traitements multitâches : Thread </w:t>
+      </w:r>
+      <w:r>
+        <w:t>|</w:t>
+      </w:r>
+      <w:r>
+        <w:t xml:space="preserve"> </w:t>
+      </w:r>
+      <w:r>
+        <w:t>Synchronisation</w:t>
+      </w:r>
+      <w:r>
+        <w:t> :</w:t>
+      </w:r>
+      <w:r>
+        <w:t xml:space="preserve"> Mutex,  Semaphore </w:t>
+      </w:r>
+      <w:r>
+        <w:t>|</w:t>
+      </w:r>
+      <w:r>
+        <w:t xml:space="preserve"> IPC</w:t>
+      </w:r>
+      <w:r>
+        <w:t> :</w:t>
+      </w:r>
+      <w:r>
+        <w:t xml:space="preserve"> DBus</w:t>
+      </w:r>
+    </w:p>
+    <w:p>
+      <w:pPr>
+        <w:pStyle w:val="FC-Bulletarrow"/>
+      </w:pPr>
+      <w:r>
+        <w:t>Gestion de la mémoire : Smart Pointeur</w:t>
+      </w:r>
+      <w:r>
+        <w:t xml:space="preserve"> : </w:t>
+      </w:r>
+      <w:r>
+        <w:t>Unique Pointer</w:t>
+      </w:r>
+      <w:r>
+        <w:t xml:space="preserve">,  </w:t>
+      </w:r>
+      <w:proofErr w:type="spellStart"/>
+      <w:r>
+        <w:t>Shared</w:t>
+      </w:r>
+      <w:proofErr w:type="spellEnd"/>
+      <w:r>
+        <w:t xml:space="preserve"> </w:t>
+      </w:r>
+      <w:r>
+        <w:t>Pointer</w:t>
+      </w:r>
+      <w:r>
+        <w:t>, Weak Pointer</w:t>
+      </w:r>
+    </w:p>
+    <w:p>
+      <w:pPr>
+        <w:pStyle w:val="FC-Bulletarrow"/>
+      </w:pPr>
+      <w:r>
+        <w:t xml:space="preserve">Intégration continue : Jenkins </w:t>
+      </w:r>
+      <w:r>
+        <w:t>|</w:t>
+      </w:r>
+      <w:r>
+        <w:t xml:space="preserve"> Versioning</w:t>
+      </w:r>
+      <w:r>
+        <w:t> :</w:t>
+      </w:r>
+      <w:r>
+        <w:t xml:space="preserve"> Git, SVN, Mercurial Hg</w:t>
+      </w:r>
+    </w:p>
+    <w:p>
+      <w:pPr>
+        <w:pStyle w:val="FC-Bulletarrow"/>
+      </w:pPr>
+      <w:r>
+        <w:t xml:space="preserve">Gestion de projets : Trello, Confluence, Mantis, QCHP </w:t>
+      </w:r>
+      <w:r>
+        <w:t>|</w:t>
+      </w:r>
+      <w:r>
+        <w:t xml:space="preserve"> Méthodologie</w:t>
+      </w:r>
+      <w:r>
+        <w:t xml:space="preserve"> : </w:t>
+      </w:r>
+      <w:proofErr w:type="spellStart"/>
+      <w:r>
+        <w:t>Aglie</w:t>
+      </w:r>
+      <w:proofErr w:type="spellEnd"/>
+      <w:r>
+        <w:t>, Scrum, Sprint</w:t>
+      </w:r>
+    </w:p>
+    <w:p>
+      <w:pPr>
+        <w:pStyle w:val="FC-Bulletarrow"/>
+      </w:pPr>
+      <w:r>
+        <w:t xml:space="preserve">Environnements </w:t>
+      </w:r>
+      <w:r>
+        <w:t>EID</w:t>
+      </w:r>
+      <w:r>
+        <w:t xml:space="preserve"> :  Visual Studio, Qt Creator, Eclipse, VSCode</w:t>
+      </w:r>
+      <w:r>
+        <w:t>, Keil µVision, Proteus, Eagle</w:t>
+      </w:r>
+    </w:p>
+    <w:p>
+      <w:pPr>
+        <w:pStyle w:val="FC-Bulletarrow"/>
+      </w:pPr>
+      <w:r>
+        <w:t>S</w:t>
+      </w:r>
+      <w:r>
+        <w:t xml:space="preserve">ystème embarqué : </w:t>
+      </w:r>
+      <w:r>
+        <w:t>8051, Arduino, RaspberryPi</w:t>
+      </w:r>
+      <w:r>
+        <w:t xml:space="preserve"> </w:t>
+      </w:r>
+      <w:r>
+        <w:t xml:space="preserve">| RTOS : TTA, </w:t>
+      </w:r>
+      <w:proofErr w:type="spellStart"/>
+      <w:r>
+        <w:t>FreeRTO</w:t>
+      </w:r>
+      <w:r>
+        <w:t>S</w:t>
+      </w:r>
+      <w:proofErr w:type="spellEnd"/>
+    </w:p>
+    <w:p>
+      <w:pPr>
+        <w:pStyle w:val="FC-Bulletarrow"/>
+      </w:pPr>
+      <w:r>
+        <w:t>Système d’exploitation : Windows, Linux</w:t>
+      </w:r>
+    </w:p>
+    <w:p>
+      <w:pPr>
+        <w:pStyle w:val="FC-Titlebackblue"/>
+      </w:pPr>
+      <w:r>
+        <w:t>FORMATION</w:t>
+      </w:r>
+    </w:p>
+    <w:p>
+      <w:pPr>
+        <w:pStyle w:val="FC-Bulletpink"/>
+        <w:rPr>
+          <w:sz w:val="22"/>
+        </w:rPr>
+      </w:pPr>
+      <w:r>
+        <w:rPr>
+          <w:color w:val="auto"/>
+          <w:sz w:val="22"/>
+        </w:rPr>
+        <w:t xml:space="preserve">2013/2014 </w:t>
+      </w:r>
+      <w:r>
+        <w:rPr>
+          <w:sz w:val="22"/>
+        </w:rPr>
+        <w:t>CERTIFICAT INFORMATIQUE ET GESTION</w:t>
+      </w:r>
+    </w:p>
+    <w:p>
+      <w:pPr>
+        <w:pStyle w:val="FC-Bulletpink"/>
+        <w:rPr>
+          <w:sz w:val="22"/>
+        </w:rPr>
+      </w:pPr>
+      <w:r>
+        <w:rPr>
+          <w:color w:val="auto"/>
+          <w:sz w:val="22"/>
+        </w:rPr>
+        <w:t xml:space="preserve">2010/2013 </w:t>
+      </w:r>
+      <w:r>
+        <w:rPr>
+          <w:sz w:val="22"/>
+        </w:rPr>
+        <w:t>INGÉNIEUR ELECTRONIQUE ROBOTIQUE ET INFORMATIQUE INDUSTRIELLE</w:t>
+      </w:r>
+    </w:p>
+    <w:p>
+      <w:pPr>
+        <w:pStyle w:val="FC-Bulletpink"/>
+        <w:rPr>
+          <w:sz w:val="22"/>
+        </w:rPr>
+      </w:pPr>
+      <w:r>
+        <w:rPr>
+          <w:color w:val="auto"/>
+          <w:sz w:val="22"/>
+        </w:rPr>
+        <w:t>20</w:t>
+      </w:r>
+      <w:r>
+        <w:rPr>
+          <w:color w:val="auto"/>
+          <w:sz w:val="22"/>
+        </w:rPr>
+        <w:t>06</w:t>
+      </w:r>
+      <w:r>
+        <w:rPr>
+          <w:color w:val="auto"/>
+          <w:sz w:val="22"/>
+        </w:rPr>
+        <w:t>/20</w:t>
+      </w:r>
+      <w:r>
+        <w:rPr>
+          <w:color w:val="auto"/>
+          <w:sz w:val="22"/>
+        </w:rPr>
+        <w:t>09</w:t>
+      </w:r>
+      <w:r>
+        <w:rPr>
+          <w:color w:val="auto"/>
+          <w:sz w:val="22"/>
+        </w:rPr>
+        <w:t xml:space="preserve"> </w:t>
+      </w:r>
+      <w:r>
+        <w:rPr>
+          <w:sz w:val="22"/>
+        </w:rPr>
+        <w:t>DUT</w:t>
+      </w:r>
+      <w:r>
+        <w:rPr>
+          <w:sz w:val="22"/>
+        </w:rPr>
+        <w:t xml:space="preserve"> </w:t>
+      </w:r>
+      <w:r>
+        <w:rPr>
+          <w:sz w:val="22"/>
+        </w:rPr>
+        <w:t>ELECTRONIQUE</w:t>
+      </w:r>
+      <w:r>
+        <w:rPr>
+          <w:sz w:val="22"/>
+        </w:rPr>
+        <w:t xml:space="preserve"> INDUSTRIELLE</w:t>
+      </w:r>
+    </w:p>
+    <w:p>
+      <w:pPr>
+        <w:pStyle w:val="FC-Titlebackblue"/>
+      </w:pPr>
+      <w:r>
+        <w:t>LANGUE</w:t>
       </w:r>
       <w:bookmarkStart w:id="0" w:name="_GoBack"/>
       <w:bookmarkEnd w:id="0"/>
     </w:p>
     <w:p>
       <w:pPr>
-        <w:pStyle w:val="FC-Titlebackblue"/>
-      </w:pPr>
-      <w:r>
-        <w:t>COMPETENCES GENERALES</w:t>
-      </w:r>
-    </w:p>
-    <w:p>
-      <w:pPr>
-        <w:pStyle w:val="FC-Bulletarrow"/>
-      </w:pPr>
-      <w:r>
-        <w:t>Programmation orientée objet : C++, Standards C++11/14/17</w:t>
-      </w:r>
-    </w:p>
-    <w:p>
-      <w:pPr>
-        <w:pStyle w:val="FC-Bulletarrow"/>
-      </w:pPr>
-      <w:r>
-        <w:t>Principe de développement : SOLID, RAII, OBJET VALIDE</w:t>
-      </w:r>
-    </w:p>
-    <w:p>
-      <w:pPr>
-        <w:pStyle w:val="FC-Bulletarrow"/>
-      </w:pPr>
-      <w:r>
-        <w:t>Patrons de conception : Singleton, Strategy, Observer / Architecture MVC</w:t>
-      </w:r>
-    </w:p>
-    <w:p>
-      <w:pPr>
-        <w:pStyle w:val="FC-Bulletarrow"/>
-      </w:pPr>
-      <w:r>
-        <w:t>Interface Homme Machine : Qt, QML, CMake / Vision par Ordinateur</w:t>
-      </w:r>
-      <w:r>
-        <w:t> :</w:t>
-      </w:r>
-      <w:r>
-        <w:t xml:space="preserve"> OpenCV</w:t>
-      </w:r>
-    </w:p>
-    <w:p>
-      <w:pPr>
-        <w:pStyle w:val="FC-Bulletarrow"/>
-      </w:pPr>
-      <w:r>
-        <w:t xml:space="preserve">Communication réseau : </w:t>
-      </w:r>
-      <w:proofErr w:type="spellStart"/>
-      <w:r>
-        <w:t>QSerialPort</w:t>
-      </w:r>
-      <w:proofErr w:type="spellEnd"/>
-      <w:r>
-        <w:t xml:space="preserve">, </w:t>
-      </w:r>
-      <w:proofErr w:type="spellStart"/>
-      <w:r>
-        <w:t>QTcpSocket</w:t>
-      </w:r>
-      <w:proofErr w:type="spellEnd"/>
-      <w:r>
-        <w:t xml:space="preserve">, </w:t>
-      </w:r>
-      <w:proofErr w:type="spellStart"/>
-      <w:r>
-        <w:t>QBluetoothSocket</w:t>
-      </w:r>
-      <w:proofErr w:type="spellEnd"/>
-      <w:r>
-        <w:t xml:space="preserve">, </w:t>
-      </w:r>
-      <w:proofErr w:type="spellStart"/>
-      <w:r>
-        <w:t>QtDbus</w:t>
-      </w:r>
-      <w:proofErr w:type="spellEnd"/>
-    </w:p>
-    <w:p>
-      <w:pPr>
-        <w:pStyle w:val="FC-Bulletarrow"/>
-      </w:pPr>
-      <w:r>
-        <w:t xml:space="preserve">Format d’échange de données : JSON, XML, CSV, </w:t>
-      </w:r>
-      <w:proofErr w:type="spellStart"/>
-      <w:r>
-        <w:t>FormData</w:t>
-      </w:r>
-      <w:proofErr w:type="spellEnd"/>
-      <w:r>
-        <w:t>, Base64</w:t>
-      </w:r>
-    </w:p>
-    <w:p>
-      <w:pPr>
-        <w:pStyle w:val="FC-Bulletarrow"/>
-      </w:pPr>
-      <w:r>
-        <w:t>Appels API : cURL, Postman / Méthodes HTTP</w:t>
-      </w:r>
-      <w:r>
-        <w:t xml:space="preserve"> :</w:t>
-      </w:r>
-      <w:r>
-        <w:t xml:space="preserve"> GET, POST</w:t>
-      </w:r>
-    </w:p>
-    <w:p>
-      <w:pPr>
-        <w:pStyle w:val="FC-Bulletarrow"/>
-      </w:pPr>
-      <w:r>
-        <w:t>Protection des données : SSL, HMAC, SHA-256, JWT, PCIDSS, OWAPS</w:t>
-      </w:r>
-    </w:p>
-    <w:p>
-      <w:pPr>
-        <w:pStyle w:val="FC-Bulletarrow"/>
-      </w:pPr>
-      <w:r>
-        <w:t>Base de données : SQL</w:t>
-      </w:r>
-      <w:r>
-        <w:t> :</w:t>
-      </w:r>
-      <w:r>
-        <w:t xml:space="preserve"> SQLite</w:t>
-      </w:r>
-      <w:r>
-        <w:t xml:space="preserve">, </w:t>
-      </w:r>
-      <w:r>
-        <w:t>MySQL</w:t>
-      </w:r>
-      <w:r>
-        <w:t xml:space="preserve"> -</w:t>
-      </w:r>
-      <w:r>
-        <w:t xml:space="preserve"> PL/SQL</w:t>
-      </w:r>
-      <w:r>
-        <w:t> :</w:t>
-      </w:r>
-      <w:r>
-        <w:t xml:space="preserve"> Sybase</w:t>
-      </w:r>
-      <w:r>
-        <w:t xml:space="preserve">, </w:t>
-      </w:r>
-      <w:r>
-        <w:t>Oracle</w:t>
-      </w:r>
-      <w:r>
-        <w:t xml:space="preserve"> -</w:t>
-      </w:r>
-      <w:r>
-        <w:t xml:space="preserve"> NoSQL</w:t>
-      </w:r>
-      <w:r>
-        <w:t> :</w:t>
-      </w:r>
-      <w:r>
-        <w:t xml:space="preserve"> MongoDB</w:t>
-      </w:r>
-    </w:p>
-    <w:p>
-      <w:pPr>
-        <w:pStyle w:val="FC-Bulletarrow"/>
-      </w:pPr>
-      <w:r>
-        <w:t xml:space="preserve">Traitements multitâches : </w:t>
-      </w:r>
-      <w:proofErr w:type="spellStart"/>
-      <w:r>
-        <w:t>QThread</w:t>
-      </w:r>
-      <w:proofErr w:type="spellEnd"/>
-      <w:r>
-        <w:t xml:space="preserve"> / </w:t>
-      </w:r>
-      <w:proofErr w:type="spellStart"/>
-      <w:r>
-        <w:t>Synchronistaion</w:t>
-      </w:r>
-      <w:proofErr w:type="spellEnd"/>
-      <w:r>
-        <w:t> :</w:t>
-      </w:r>
-      <w:r>
-        <w:t xml:space="preserve"> </w:t>
-      </w:r>
-      <w:proofErr w:type="spellStart"/>
-      <w:r>
-        <w:t>QMutex</w:t>
-      </w:r>
-      <w:proofErr w:type="spellEnd"/>
-      <w:r>
-        <w:t xml:space="preserve">,  </w:t>
-      </w:r>
-      <w:proofErr w:type="spellStart"/>
-      <w:r>
-        <w:t>QSemaphore</w:t>
-      </w:r>
-      <w:proofErr w:type="spellEnd"/>
-      <w:r>
-        <w:t xml:space="preserve"> / IPC</w:t>
-      </w:r>
-      <w:r>
-        <w:t> :</w:t>
-      </w:r>
-      <w:r>
-        <w:t xml:space="preserve"> </w:t>
-      </w:r>
-      <w:proofErr w:type="spellStart"/>
-      <w:r>
-        <w:t>QtDBus</w:t>
-      </w:r>
-      <w:proofErr w:type="spellEnd"/>
-    </w:p>
-    <w:p>
-      <w:pPr>
-        <w:pStyle w:val="FC-Bulletarrow"/>
-      </w:pPr>
-      <w:r>
-        <w:t xml:space="preserve">Pointeurs intelligents : </w:t>
-      </w:r>
-      <w:proofErr w:type="spellStart"/>
-      <w:r>
-        <w:t>QScopedPointer</w:t>
-      </w:r>
-      <w:proofErr w:type="spellEnd"/>
-      <w:r>
-        <w:t>,  QSharedPointer</w:t>
-      </w:r>
-    </w:p>
-    <w:p>
-      <w:pPr>
-        <w:pStyle w:val="FC-Bulletarrow"/>
-      </w:pPr>
-      <w:r>
-        <w:t>Intégration continue : Jenkins / Versioning</w:t>
-      </w:r>
-      <w:r>
-        <w:t> :</w:t>
-      </w:r>
-      <w:r>
-        <w:t xml:space="preserve"> Git, SVN, Mercurial Hg</w:t>
-      </w:r>
-    </w:p>
-    <w:p>
-      <w:pPr>
-        <w:pStyle w:val="FC-Bulletarrow"/>
-      </w:pPr>
-      <w:r>
-        <w:t xml:space="preserve">Gestion de projets : Trello, Confluence, Mantis, QCHP / Méthodologie </w:t>
-      </w:r>
-      <w:proofErr w:type="spellStart"/>
-      <w:r>
-        <w:t>Aglie</w:t>
-      </w:r>
-      <w:proofErr w:type="spellEnd"/>
-      <w:r>
-        <w:t>, Scrum, Sprint</w:t>
-      </w:r>
-    </w:p>
-    <w:p>
-      <w:pPr>
-        <w:pStyle w:val="FC-Bulletarrow"/>
-      </w:pPr>
-      <w:r>
-        <w:t>Environnements de Développement Intégrés :  Visual Studio, Qt Creator, Eclipse, VSCode</w:t>
-      </w:r>
-    </w:p>
-    <w:p>
-      <w:pPr>
-        <w:pStyle w:val="FC-Bulletarrow"/>
-      </w:pPr>
-      <w:r>
-        <w:t xml:space="preserve">Conception système embarqué : Keil µVision, Proteus, Eagle, </w:t>
-      </w:r>
-      <w:proofErr w:type="spellStart"/>
-      <w:r>
-        <w:t>FreeRTOS</w:t>
-      </w:r>
-      <w:proofErr w:type="spellEnd"/>
-      <w:r>
-        <w:t>, RS233, I2C, CAN</w:t>
-      </w:r>
-    </w:p>
-    <w:p>
-      <w:pPr>
-        <w:pStyle w:val="FC-Bulletarrow"/>
-      </w:pPr>
-      <w:r>
-        <w:t>Système d’exploitation : Windows, Linux</w:t>
-      </w:r>
-    </w:p>
-    <w:p>
-      <w:pPr>
-        <w:pStyle w:val="FC-Titlebackblue"/>
-      </w:pPr>
-      <w:r>
-        <w:t>FORMATION</w:t>
-      </w:r>
-    </w:p>
-    <w:p>
-      <w:pPr>
-        <w:pStyle w:val="FC-Bulletpink"/>
-        <w:rPr>
-          <w:sz w:val="22"/>
-        </w:rPr>
-      </w:pPr>
-      <w:r>
-        <w:rPr>
-          <w:color w:val="auto"/>
-          <w:sz w:val="22"/>
-        </w:rPr>
-        <w:t xml:space="preserve">2013/2014 </w:t>
-      </w:r>
-      <w:r>
-        <w:rPr>
-          <w:sz w:val="22"/>
-        </w:rPr>
-        <w:t>CERTIFICAT INFORMATIQUE ET GESTION</w:t>
-      </w:r>
-    </w:p>
-    <w:p>
-      <w:pPr>
-        <w:pStyle w:val="FC-Bulletpink"/>
-        <w:rPr>
-          <w:sz w:val="22"/>
-        </w:rPr>
-      </w:pPr>
-      <w:r>
-        <w:rPr>
-          <w:color w:val="auto"/>
-          <w:sz w:val="22"/>
-        </w:rPr>
-        <w:t xml:space="preserve">2010/2013 </w:t>
-      </w:r>
-      <w:r>
-        <w:rPr>
-          <w:sz w:val="22"/>
-        </w:rPr>
-        <w:t>INGÉNIEUR ELECTRONIQUE ROBOTIQUE ET INFORMATIQUE INDUSTRIELLE</w:t>
-      </w:r>
-    </w:p>
-    <w:p>
-      <w:pPr>
-        <w:pStyle w:val="FC-Titlebackblue"/>
-      </w:pPr>
-      <w:r>
-        <w:t>LANGUE</w:t>
-      </w:r>
-    </w:p>
-    <w:p>
-      <w:pPr>
         <w:spacing w:before="40" w:after="40" w:line="240" w:lineRule="auto"/>
         <w:rPr>
           <w:b/>
@@ -4626,7 +4790,7 @@
       </w:pPr>
     </w:p>
     <w:sectPr>
-      <w:headerReference w:type="first" r:id="rId9"/>
+      <w:headerReference w:type="first" r:id="rId10"/>
       <w:pgSz w:w="11906" w:h="16838"/>
       <w:pgMar w:top="1417" w:right="1417" w:bottom="1417" w:left="1417" w:header="709" w:footer="709" w:gutter="0"/>
       <w:cols w:space="708"/>
@@ -6445,7 +6609,7 @@
 </file>
 
 <file path=customXml/itemProps1.xml><?xml version="1.0" encoding="utf-8"?>
-<ds:datastoreItem xmlns:ds="http://schemas.openxmlformats.org/officeDocument/2006/customXml" ds:itemID="{5AC8C5FC-86B4-44D3-95A5-7FDAA44EEA1D}">
+<ds:datastoreItem xmlns:ds="http://schemas.openxmlformats.org/officeDocument/2006/customXml" ds:itemID="{0AC3E8A3-89AE-424E-9645-64F881509483}">
   <ds:schemaRefs>
     <ds:schemaRef ds:uri="http://schemas.openxmlformats.org/officeDocument/2006/bibliography"/>
   </ds:schemaRefs>

--- a/data/file/cv/GKESSE-Dossier-de-Compétences-FR.docx
+++ b/data/file/cv/GKESSE-Dossier-de-Compétences-FR.docx
@@ -62,6 +62,20 @@
           <w:t>ReadyDev</w:t>
         </w:r>
       </w:hyperlink>
+      <w:r>
+        <w:t xml:space="preserve"> </w:t>
+      </w:r>
+      <w:r>
+        <w:t xml:space="preserve">| Contact : </w:t>
+      </w:r>
+      <w:hyperlink r:id="rId10" w:history="1">
+        <w:r>
+          <w:rPr>
+            <w:rStyle w:val="Lienhypertexte"/>
+          </w:rPr>
+          <w:t>LinkedIn</w:t>
+        </w:r>
+      </w:hyperlink>
     </w:p>
     <w:p>
       <w:pPr>
@@ -70,6 +84,8 @@
       <w:r>
         <w:t>COMPETENCES GENERALES</w:t>
       </w:r>
+      <w:bookmarkStart w:id="0" w:name="_GoBack"/>
+      <w:bookmarkEnd w:id="0"/>
     </w:p>
     <w:p>
       <w:pPr>
@@ -600,8 +616,6 @@
       <w:r>
         <w:t>LANGUE</w:t>
       </w:r>
-      <w:bookmarkStart w:id="0" w:name="_GoBack"/>
-      <w:bookmarkEnd w:id="0"/>
     </w:p>
     <w:p>
       <w:pPr>
@@ -617,7 +631,10 @@
         <w:t>Français</w:t>
       </w:r>
       <w:r>
-        <w:t xml:space="preserve"> : Natale</w:t>
+        <w:t xml:space="preserve"> : </w:t>
+      </w:r>
+      <w:r>
+        <w:t>Langue Maternelle</w:t>
       </w:r>
       <w:r>
         <w:rPr>
@@ -625,6 +642,9 @@
         </w:rPr>
         <w:t xml:space="preserve"> </w:t>
       </w:r>
+      <w:r>
+        <w:t>(lu / écrit / parlé)</w:t>
+      </w:r>
     </w:p>
     <w:p>
       <w:pPr>
@@ -637,7 +657,10 @@
         <w:t>Anglais</w:t>
       </w:r>
       <w:r>
-        <w:t xml:space="preserve"> : Scolaire</w:t>
+        <w:t xml:space="preserve"> : </w:t>
+      </w:r>
+      <w:r>
+        <w:t>Niveau Technique (lu / écrit)</w:t>
       </w:r>
     </w:p>
     <w:p>
@@ -4790,7 +4813,7 @@
       </w:pPr>
     </w:p>
     <w:sectPr>
-      <w:headerReference w:type="first" r:id="rId10"/>
+      <w:headerReference w:type="first" r:id="rId11"/>
       <w:pgSz w:w="11906" w:h="16838"/>
       <w:pgMar w:top="1417" w:right="1417" w:bottom="1417" w:left="1417" w:header="709" w:footer="709" w:gutter="0"/>
       <w:cols w:space="708"/>
@@ -6609,7 +6632,7 @@
 </file>
 
 <file path=customXml/itemProps1.xml><?xml version="1.0" encoding="utf-8"?>
-<ds:datastoreItem xmlns:ds="http://schemas.openxmlformats.org/officeDocument/2006/customXml" ds:itemID="{0AC3E8A3-89AE-424E-9645-64F881509483}">
+<ds:datastoreItem xmlns:ds="http://schemas.openxmlformats.org/officeDocument/2006/customXml" ds:itemID="{3359E064-6026-487B-B404-464B8D80188D}">
   <ds:schemaRefs>
     <ds:schemaRef ds:uri="http://schemas.openxmlformats.org/officeDocument/2006/bibliography"/>
   </ds:schemaRefs>
